--- a/rapports/2026-06-06/EQ3/EQ3_enq3_v2/DR_014301230104/46-94-41-98.docx
+++ b/rapports/2026-06-06/EQ3/EQ3_enq3_v2/DR_014301230104/46-94-41-98.docx
@@ -297,7 +297,7 @@
           <w:color w:val="1F6FEB"/>
           <w:sz w:val="22"/>
         </w:rPr>
-        <w:t>⚠ INCOHÉRENCES À CORRIGER (271)</w:t>
+        <w:t>⚠ INCOHÉRENCES À CORRIGER (266)</w:t>
       </w:r>
     </w:p>
     <w:tbl>
@@ -814,7 +814,7 @@
                 <w:color w:val="16A34A"/>
                 <w:sz w:val="16"/>
               </w:rPr>
-              <w:t>—</w:t>
+              <w:t>s01q32, s01q36, s01q38, s04q37_modif, s02q33, s02q34, s01q00b</w:t>
             </w:r>
           </w:p>
         </w:tc>
@@ -845,7 +845,7 @@
                 <w:i w:val="0"/>
                 <w:sz w:val="17"/>
               </w:rPr>
-              <w:t>Incohérence!!! seulement les écoles privées paient les frais de scolarité (y compris les frais d'inscription).</w:t>
+              <w:t>Peu probable!!! Vu l'âge (13 ans) de JUSTINE MBENDY ou l'année à laquelle JUSTINE MBENDY a fréquenté l'école pour la dernière fois (.) le dernier diplome de JUSTINE MBENDY ne peut être le Certificat d'études primaires (CEP), prière de corriger cette incohérence ou confirmer avec le QG.</w:t>
             </w:r>
           </w:p>
         </w:tc>
@@ -904,7 +904,7 @@
                 <w:color w:val="16A34A"/>
                 <w:sz w:val="16"/>
               </w:rPr>
-              <w:t>s01q32, s01q36, s01q38, s04q37_modif, s02q33, s02q34, s01q00b</w:t>
+              <w:t>s02q33, s01q00b</w:t>
             </w:r>
           </w:p>
         </w:tc>
@@ -935,7 +935,7 @@
                 <w:i w:val="0"/>
                 <w:sz w:val="17"/>
               </w:rPr>
-              <w:t>Peu probable!!! Vu l'âge (13 ans) de JUSTINE MBENDY ou l'année à laquelle JUSTINE MBENDY a fréquenté l'école pour la dernière fois (.) le dernier diplome de JUSTINE MBENDY ne peut être le Certificat d'études primaires (CEP), prière de corriger cette incohérence ou confirmer avec le QG.</w:t>
+              <w:t>Incoherent!!! La dernière fois que ETHELLE MBENDY a  fréquenté l'école est 9999.</w:t>
             </w:r>
           </w:p>
         </w:tc>
@@ -994,7 +994,7 @@
                 <w:color w:val="16A34A"/>
                 <w:sz w:val="16"/>
               </w:rPr>
-              <w:t>s01q32, s01q36, s01q38, s04q37_modif, s02q33, s02q34, s01q00b</w:t>
+              <w:t>s02q33, s01q00b</w:t>
             </w:r>
           </w:p>
         </w:tc>
@@ -1025,7 +1025,7 @@
                 <w:i w:val="0"/>
                 <w:sz w:val="17"/>
               </w:rPr>
-              <w:t>Peu probable!!! Vu l'âge (14 ans) de ETHELLE MBENDY 2 ou l'année à laquelle ETHELLE MBENDY 2 a fréquenté l'école pour la dernière fois (.) le dernier diplome de ETHELLE MBENDY 2 ne peut être le Certificat d'études primaires (CEP), prière de corriger cette incohérence ou confirmer avec le QG.</w:t>
+              <w:t>Incoherent!!! La dernière fois que HOSPRIE MBENDY a  fréquenté l'école est 9999.</w:t>
             </w:r>
           </w:p>
         </w:tc>
@@ -1115,7 +1115,7 @@
                 <w:i w:val="0"/>
                 <w:sz w:val="17"/>
               </w:rPr>
-              <w:t>Peu probable!!! Vu l'âge (18 ans) de TERESSE MBENDY ou l'année à laquelle TERESSE MBENDY a fréquenté l'école pour la dernière fois (.) le dernier diplome de TERESSE MBENDY ne peut être le Certificat d'études primaires (CEP), prière de corriger cette incohérence ou confirmer avec le QG.</w:t>
+              <w:t>Peu probable!!! Vu l'âge (14 ans) de ETHELLE MBENDY 2 ou l'année à laquelle ETHELLE MBENDY 2 a fréquenté l'école pour la dernière fois (.) le dernier diplome de ETHELLE MBENDY 2 ne peut être le Certificat d'études primaires (CEP), prière de corriger cette incohérence ou confirmer avec le QG.</w:t>
             </w:r>
           </w:p>
         </w:tc>
@@ -1174,7 +1174,7 @@
                 <w:color w:val="16A34A"/>
                 <w:sz w:val="16"/>
               </w:rPr>
-              <w:t>s02q33, s01q00b</w:t>
+              <w:t>s01q32, s01q36, s01q38, s04q37_modif, s02q33, s02q34, s01q00b</w:t>
             </w:r>
           </w:p>
         </w:tc>
@@ -1205,7 +1205,7 @@
                 <w:i w:val="0"/>
                 <w:sz w:val="17"/>
               </w:rPr>
-              <w:t>Incoherent!!! La dernière fois que ETHELLE MBENDY a  fréquenté l'école est 9999.</w:t>
+              <w:t>Peu probable!!! Vu l'âge (18 ans) de TERESSE MBENDY ou l'année à laquelle TERESSE MBENDY a fréquenté l'école pour la dernière fois (.) le dernier diplome de TERESSE MBENDY ne peut être le Certificat d'études primaires (CEP), prière de corriger cette incohérence ou confirmer avec le QG.</w:t>
             </w:r>
           </w:p>
         </w:tc>
@@ -1238,6 +1238,1356 @@
                 <w:i w:val="0"/>
                 <w:sz w:val="16"/>
               </w:rPr>
+              <w:t>S03</w:t>
+              <w:br/>
+            </w:r>
+            <w:r>
+              <w:rPr>
+                <w:b w:val="0"/>
+                <w:i w:val="0"/>
+                <w:color w:val="64748B"/>
+                <w:sz w:val="14"/>
+              </w:rPr>
+              <w:t>Santé</w:t>
+            </w:r>
+          </w:p>
+        </w:tc>
+        <w:tc>
+          <w:tcPr>
+            <w:tcW w:type="dxa" w:w="1531"/>
+          </w:tcPr>
+          <w:p>
+            <w:r>
+              <w:rPr>
+                <w:b/>
+                <w:i w:val="0"/>
+                <w:color w:val="16A34A"/>
+                <w:sz w:val="16"/>
+              </w:rPr>
+              <w:t>—</w:t>
+            </w:r>
+          </w:p>
+        </w:tc>
+        <w:tc>
+          <w:tcPr>
+            <w:tcW w:type="dxa" w:w="1191"/>
+          </w:tcPr>
+          <w:p>
+            <w:r>
+              <w:rPr>
+                <w:b w:val="0"/>
+                <w:i w:val="0"/>
+                <w:color w:val="64748B"/>
+                <w:sz w:val="16"/>
+              </w:rPr>
+              <w:t>GT-CQ</w:t>
+            </w:r>
+          </w:p>
+        </w:tc>
+        <w:tc>
+          <w:tcPr>
+            <w:tcW w:type="dxa" w:w="4706"/>
+          </w:tcPr>
+          <w:p>
+            <w:r>
+              <w:rPr>
+                <w:b w:val="0"/>
+                <w:i w:val="0"/>
+                <w:sz w:val="17"/>
+              </w:rPr>
+              <w:t>Avertissement!!! La distance parcourue (De 5 à moins de 10 Km) et le temps (De 15 à moins de 30 mn) donné par MARIE MBENDY semble incoherent pour accéder au lieu de la consultation.</w:t>
+            </w:r>
+          </w:p>
+        </w:tc>
+      </w:tr>
+      <w:tr>
+        <w:tc>
+          <w:tcPr>
+            <w:tcW w:type="dxa" w:w="964"/>
+          </w:tcPr>
+          <w:p>
+            <w:r>
+              <w:rPr>
+                <w:b/>
+                <w:i w:val="0"/>
+                <w:color w:val="EA580C"/>
+                <w:sz w:val="16"/>
+              </w:rPr>
+              <w:t>Moyenne</w:t>
+            </w:r>
+          </w:p>
+        </w:tc>
+        <w:tc>
+          <w:tcPr>
+            <w:tcW w:type="dxa" w:w="1247"/>
+          </w:tcPr>
+          <w:p>
+            <w:r>
+              <w:rPr>
+                <w:b/>
+                <w:i w:val="0"/>
+                <w:sz w:val="16"/>
+              </w:rPr>
+              <w:t>S00</w:t>
+              <w:br/>
+            </w:r>
+            <w:r>
+              <w:rPr>
+                <w:b w:val="0"/>
+                <w:i w:val="0"/>
+                <w:color w:val="64748B"/>
+                <w:sz w:val="14"/>
+              </w:rPr>
+              <w:t>Identification</w:t>
+            </w:r>
+          </w:p>
+        </w:tc>
+        <w:tc>
+          <w:tcPr>
+            <w:tcW w:type="dxa" w:w="1531"/>
+          </w:tcPr>
+          <w:p>
+            <w:r>
+              <w:rPr>
+                <w:b/>
+                <w:i w:val="0"/>
+                <w:color w:val="16A34A"/>
+                <w:sz w:val="16"/>
+              </w:rPr>
+              <w:t>s00q07a, s00q08, s00q10, s00q13_0, s00q15_0, s00q17_0, s00q23a, s00q23b</w:t>
+            </w:r>
+          </w:p>
+        </w:tc>
+        <w:tc>
+          <w:tcPr>
+            <w:tcW w:type="dxa" w:w="1191"/>
+          </w:tcPr>
+          <w:p>
+            <w:r>
+              <w:rPr>
+                <w:b w:val="0"/>
+                <w:i w:val="0"/>
+                <w:color w:val="64748B"/>
+                <w:sz w:val="16"/>
+              </w:rPr>
+              <w:t>GT-CQ</w:t>
+            </w:r>
+          </w:p>
+        </w:tc>
+        <w:tc>
+          <w:tcPr>
+            <w:tcW w:type="dxa" w:w="4706"/>
+          </w:tcPr>
+          <w:p>
+            <w:r>
+              <w:rPr>
+                <w:b w:val="0"/>
+                <w:i w:val="0"/>
+                <w:sz w:val="17"/>
+              </w:rPr>
+              <w:t>Prière de renseigner toutes les informations du ménage dans la section 0 avant d'entamer les autres informations.</w:t>
+            </w:r>
+          </w:p>
+        </w:tc>
+      </w:tr>
+      <w:tr>
+        <w:tc>
+          <w:tcPr>
+            <w:tcW w:type="dxa" w:w="964"/>
+          </w:tcPr>
+          <w:p>
+            <w:r>
+              <w:rPr>
+                <w:b/>
+                <w:i w:val="0"/>
+                <w:color w:val="EA580C"/>
+                <w:sz w:val="16"/>
+              </w:rPr>
+              <w:t>Moyenne</w:t>
+            </w:r>
+          </w:p>
+        </w:tc>
+        <w:tc>
+          <w:tcPr>
+            <w:tcW w:type="dxa" w:w="1247"/>
+          </w:tcPr>
+          <w:p>
+            <w:r>
+              <w:rPr>
+                <w:b/>
+                <w:i w:val="0"/>
+                <w:sz w:val="16"/>
+              </w:rPr>
+              <w:t>S00</w:t>
+              <w:br/>
+            </w:r>
+            <w:r>
+              <w:rPr>
+                <w:b w:val="0"/>
+                <w:i w:val="0"/>
+                <w:color w:val="64748B"/>
+                <w:sz w:val="14"/>
+              </w:rPr>
+              <w:t>Identification</w:t>
+            </w:r>
+          </w:p>
+        </w:tc>
+        <w:tc>
+          <w:tcPr>
+            <w:tcW w:type="dxa" w:w="1531"/>
+          </w:tcPr>
+          <w:p>
+            <w:r>
+              <w:rPr>
+                <w:b/>
+                <w:i w:val="0"/>
+                <w:color w:val="16A34A"/>
+                <w:sz w:val="16"/>
+              </w:rPr>
+              <w:t>—</w:t>
+            </w:r>
+          </w:p>
+        </w:tc>
+        <w:tc>
+          <w:tcPr>
+            <w:tcW w:type="dxa" w:w="1191"/>
+          </w:tcPr>
+          <w:p>
+            <w:r>
+              <w:rPr>
+                <w:b w:val="0"/>
+                <w:i w:val="0"/>
+                <w:color w:val="64748B"/>
+                <w:sz w:val="16"/>
+              </w:rPr>
+              <w:t>GT-CQ</w:t>
+            </w:r>
+          </w:p>
+        </w:tc>
+        <w:tc>
+          <w:tcPr>
+            <w:tcW w:type="dxa" w:w="4706"/>
+          </w:tcPr>
+          <w:p>
+            <w:r>
+              <w:rPr>
+                <w:b w:val="0"/>
+                <w:i w:val="0"/>
+                <w:sz w:val="17"/>
+              </w:rPr>
+              <w:t>L'adresse ou localisation du ménage doit être renseignée et ne doit pas contenir des numéros de téléphone.</w:t>
+            </w:r>
+          </w:p>
+        </w:tc>
+      </w:tr>
+      <w:tr>
+        <w:tc>
+          <w:tcPr>
+            <w:tcW w:type="dxa" w:w="964"/>
+          </w:tcPr>
+          <w:p>
+            <w:r>
+              <w:rPr>
+                <w:b/>
+                <w:i w:val="0"/>
+                <w:color w:val="EA580C"/>
+                <w:sz w:val="16"/>
+              </w:rPr>
+              <w:t>Moyenne</w:t>
+            </w:r>
+          </w:p>
+        </w:tc>
+        <w:tc>
+          <w:tcPr>
+            <w:tcW w:type="dxa" w:w="1247"/>
+          </w:tcPr>
+          <w:p>
+            <w:r>
+              <w:rPr>
+                <w:b/>
+                <w:i w:val="0"/>
+                <w:sz w:val="16"/>
+              </w:rPr>
+              <w:t>S00</w:t>
+              <w:br/>
+            </w:r>
+            <w:r>
+              <w:rPr>
+                <w:b w:val="0"/>
+                <w:i w:val="0"/>
+                <w:color w:val="64748B"/>
+                <w:sz w:val="14"/>
+              </w:rPr>
+              <w:t>Identification</w:t>
+            </w:r>
+          </w:p>
+        </w:tc>
+        <w:tc>
+          <w:tcPr>
+            <w:tcW w:type="dxa" w:w="1531"/>
+          </w:tcPr>
+          <w:p>
+            <w:r>
+              <w:rPr>
+                <w:b/>
+                <w:i w:val="0"/>
+                <w:color w:val="16A34A"/>
+                <w:sz w:val="16"/>
+              </w:rPr>
+              <w:t>—</w:t>
+            </w:r>
+          </w:p>
+        </w:tc>
+        <w:tc>
+          <w:tcPr>
+            <w:tcW w:type="dxa" w:w="1191"/>
+          </w:tcPr>
+          <w:p>
+            <w:r>
+              <w:rPr>
+                <w:b w:val="0"/>
+                <w:i w:val="0"/>
+                <w:color w:val="64748B"/>
+                <w:sz w:val="16"/>
+              </w:rPr>
+              <w:t>GT-CQ</w:t>
+            </w:r>
+          </w:p>
+        </w:tc>
+        <w:tc>
+          <w:tcPr>
+            <w:tcW w:type="dxa" w:w="4706"/>
+          </w:tcPr>
+          <w:p>
+            <w:r>
+              <w:rPr>
+                <w:b w:val="0"/>
+                <w:i w:val="0"/>
+                <w:sz w:val="17"/>
+              </w:rPr>
+              <w:t>Prière de renseigner la bonne adresse.</w:t>
+            </w:r>
+          </w:p>
+        </w:tc>
+      </w:tr>
+      <w:tr>
+        <w:tc>
+          <w:tcPr>
+            <w:tcW w:type="dxa" w:w="964"/>
+          </w:tcPr>
+          <w:p>
+            <w:r>
+              <w:rPr>
+                <w:b/>
+                <w:i w:val="0"/>
+                <w:color w:val="EA580C"/>
+                <w:sz w:val="16"/>
+              </w:rPr>
+              <w:t>Moyenne</w:t>
+            </w:r>
+          </w:p>
+        </w:tc>
+        <w:tc>
+          <w:tcPr>
+            <w:tcW w:type="dxa" w:w="1247"/>
+          </w:tcPr>
+          <w:p>
+            <w:r>
+              <w:rPr>
+                <w:b/>
+                <w:i w:val="0"/>
+                <w:sz w:val="16"/>
+              </w:rPr>
+              <w:t>S00</w:t>
+              <w:br/>
+            </w:r>
+            <w:r>
+              <w:rPr>
+                <w:b w:val="0"/>
+                <w:i w:val="0"/>
+                <w:color w:val="64748B"/>
+                <w:sz w:val="14"/>
+              </w:rPr>
+              <w:t>Identification</w:t>
+            </w:r>
+          </w:p>
+        </w:tc>
+        <w:tc>
+          <w:tcPr>
+            <w:tcW w:type="dxa" w:w="1531"/>
+          </w:tcPr>
+          <w:p>
+            <w:r>
+              <w:rPr>
+                <w:b/>
+                <w:i w:val="0"/>
+                <w:color w:val="16A34A"/>
+                <w:sz w:val="16"/>
+              </w:rPr>
+              <w:t>—</w:t>
+            </w:r>
+          </w:p>
+        </w:tc>
+        <w:tc>
+          <w:tcPr>
+            <w:tcW w:type="dxa" w:w="1191"/>
+          </w:tcPr>
+          <w:p>
+            <w:r>
+              <w:rPr>
+                <w:b w:val="0"/>
+                <w:i w:val="0"/>
+                <w:color w:val="64748B"/>
+                <w:sz w:val="16"/>
+              </w:rPr>
+              <w:t>GT-CQ</w:t>
+            </w:r>
+          </w:p>
+        </w:tc>
+        <w:tc>
+          <w:tcPr>
+            <w:tcW w:type="dxa" w:w="4706"/>
+          </w:tcPr>
+          <w:p>
+            <w:r>
+              <w:rPr>
+                <w:b w:val="0"/>
+                <w:i w:val="0"/>
+                <w:sz w:val="17"/>
+              </w:rPr>
+              <w:t>Les coordonnées GPS ménage prises lors de l'enquête principale diffèrent de celles du dénombrement, êtes vous sûr d'avoir enquêté le bon ménage si non chercher le bon ménage.</w:t>
+            </w:r>
+          </w:p>
+        </w:tc>
+      </w:tr>
+      <w:tr>
+        <w:tc>
+          <w:tcPr>
+            <w:tcW w:type="dxa" w:w="964"/>
+          </w:tcPr>
+          <w:p>
+            <w:r>
+              <w:rPr>
+                <w:b/>
+                <w:i w:val="0"/>
+                <w:color w:val="EA580C"/>
+                <w:sz w:val="16"/>
+              </w:rPr>
+              <w:t>Moyenne</w:t>
+            </w:r>
+          </w:p>
+        </w:tc>
+        <w:tc>
+          <w:tcPr>
+            <w:tcW w:type="dxa" w:w="1247"/>
+          </w:tcPr>
+          <w:p>
+            <w:r>
+              <w:rPr>
+                <w:b/>
+                <w:i w:val="0"/>
+                <w:sz w:val="16"/>
+              </w:rPr>
+              <w:t>S00</w:t>
+              <w:br/>
+            </w:r>
+            <w:r>
+              <w:rPr>
+                <w:b w:val="0"/>
+                <w:i w:val="0"/>
+                <w:color w:val="64748B"/>
+                <w:sz w:val="14"/>
+              </w:rPr>
+              <w:t>Identification</w:t>
+            </w:r>
+          </w:p>
+        </w:tc>
+        <w:tc>
+          <w:tcPr>
+            <w:tcW w:type="dxa" w:w="1531"/>
+          </w:tcPr>
+          <w:p>
+            <w:r>
+              <w:rPr>
+                <w:b/>
+                <w:i w:val="0"/>
+                <w:color w:val="16A34A"/>
+                <w:sz w:val="16"/>
+              </w:rPr>
+              <w:t>—</w:t>
+            </w:r>
+          </w:p>
+        </w:tc>
+        <w:tc>
+          <w:tcPr>
+            <w:tcW w:type="dxa" w:w="1191"/>
+          </w:tcPr>
+          <w:p>
+            <w:r>
+              <w:rPr>
+                <w:b w:val="0"/>
+                <w:i w:val="0"/>
+                <w:color w:val="64748B"/>
+                <w:sz w:val="16"/>
+              </w:rPr>
+              <w:t>GT-CQ</w:t>
+            </w:r>
+          </w:p>
+        </w:tc>
+        <w:tc>
+          <w:tcPr>
+            <w:tcW w:type="dxa" w:w="4706"/>
+          </w:tcPr>
+          <w:p>
+            <w:r>
+              <w:rPr>
+                <w:b w:val="0"/>
+                <w:i w:val="0"/>
+                <w:sz w:val="17"/>
+              </w:rPr>
+              <w:t>Attention! Il manque des informations non renseignées dans la section 0, prière de regarder toutes les autres informations dans l'identification du ménage (IDENTIFICATION ET RENSEIGNEMENTS DE CONTROLE) ou dans OBSERVATIONS pour pouvoir renseigné toutes les questions liées au ménage.</w:t>
+            </w:r>
+          </w:p>
+        </w:tc>
+      </w:tr>
+      <w:tr>
+        <w:tc>
+          <w:tcPr>
+            <w:tcW w:type="dxa" w:w="964"/>
+          </w:tcPr>
+          <w:p>
+            <w:r>
+              <w:rPr>
+                <w:b/>
+                <w:i w:val="0"/>
+                <w:color w:val="EA580C"/>
+                <w:sz w:val="16"/>
+              </w:rPr>
+              <w:t>Moyenne</w:t>
+            </w:r>
+          </w:p>
+        </w:tc>
+        <w:tc>
+          <w:tcPr>
+            <w:tcW w:type="dxa" w:w="1247"/>
+          </w:tcPr>
+          <w:p>
+            <w:r>
+              <w:rPr>
+                <w:b/>
+                <w:i w:val="0"/>
+                <w:sz w:val="16"/>
+              </w:rPr>
+              <w:t>S00</w:t>
+              <w:br/>
+            </w:r>
+            <w:r>
+              <w:rPr>
+                <w:b w:val="0"/>
+                <w:i w:val="0"/>
+                <w:color w:val="64748B"/>
+                <w:sz w:val="14"/>
+              </w:rPr>
+              <w:t>Identification</w:t>
+            </w:r>
+          </w:p>
+        </w:tc>
+        <w:tc>
+          <w:tcPr>
+            <w:tcW w:type="dxa" w:w="1531"/>
+          </w:tcPr>
+          <w:p>
+            <w:r>
+              <w:rPr>
+                <w:b/>
+                <w:i w:val="0"/>
+                <w:color w:val="16A34A"/>
+                <w:sz w:val="16"/>
+              </w:rPr>
+              <w:t>—</w:t>
+            </w:r>
+          </w:p>
+        </w:tc>
+        <w:tc>
+          <w:tcPr>
+            <w:tcW w:type="dxa" w:w="1191"/>
+          </w:tcPr>
+          <w:p>
+            <w:r>
+              <w:rPr>
+                <w:b w:val="0"/>
+                <w:i w:val="0"/>
+                <w:color w:val="64748B"/>
+                <w:sz w:val="16"/>
+              </w:rPr>
+              <w:t>GT-CQ</w:t>
+            </w:r>
+          </w:p>
+        </w:tc>
+        <w:tc>
+          <w:tcPr>
+            <w:tcW w:type="dxa" w:w="4706"/>
+          </w:tcPr>
+          <w:p>
+            <w:r>
+              <w:rPr>
+                <w:b w:val="0"/>
+                <w:i w:val="0"/>
+                <w:sz w:val="17"/>
+              </w:rPr>
+              <w:t>Attention! Veillez bien renseigner la variable 0.10 (Prenom et nom du chef de ménage).</w:t>
+            </w:r>
+          </w:p>
+        </w:tc>
+      </w:tr>
+      <w:tr>
+        <w:tc>
+          <w:tcPr>
+            <w:tcW w:type="dxa" w:w="964"/>
+          </w:tcPr>
+          <w:p>
+            <w:r>
+              <w:rPr>
+                <w:b/>
+                <w:i w:val="0"/>
+                <w:color w:val="EA580C"/>
+                <w:sz w:val="16"/>
+              </w:rPr>
+              <w:t>Moyenne</w:t>
+            </w:r>
+          </w:p>
+        </w:tc>
+        <w:tc>
+          <w:tcPr>
+            <w:tcW w:type="dxa" w:w="1247"/>
+          </w:tcPr>
+          <w:p>
+            <w:r>
+              <w:rPr>
+                <w:b/>
+                <w:i w:val="0"/>
+                <w:sz w:val="16"/>
+              </w:rPr>
+              <w:t>S00</w:t>
+              <w:br/>
+            </w:r>
+            <w:r>
+              <w:rPr>
+                <w:b w:val="0"/>
+                <w:i w:val="0"/>
+                <w:color w:val="64748B"/>
+                <w:sz w:val="14"/>
+              </w:rPr>
+              <w:t>Identification</w:t>
+            </w:r>
+          </w:p>
+        </w:tc>
+        <w:tc>
+          <w:tcPr>
+            <w:tcW w:type="dxa" w:w="1531"/>
+          </w:tcPr>
+          <w:p>
+            <w:r>
+              <w:rPr>
+                <w:b/>
+                <w:i w:val="0"/>
+                <w:color w:val="16A34A"/>
+                <w:sz w:val="16"/>
+              </w:rPr>
+              <w:t>—</w:t>
+            </w:r>
+          </w:p>
+        </w:tc>
+        <w:tc>
+          <w:tcPr>
+            <w:tcW w:type="dxa" w:w="1191"/>
+          </w:tcPr>
+          <w:p>
+            <w:r>
+              <w:rPr>
+                <w:b w:val="0"/>
+                <w:i w:val="0"/>
+                <w:color w:val="64748B"/>
+                <w:sz w:val="16"/>
+              </w:rPr>
+              <w:t>GT-CQ</w:t>
+            </w:r>
+          </w:p>
+        </w:tc>
+        <w:tc>
+          <w:tcPr>
+            <w:tcW w:type="dxa" w:w="4706"/>
+          </w:tcPr>
+          <w:p>
+            <w:r>
+              <w:rPr>
+                <w:b w:val="0"/>
+                <w:i w:val="0"/>
+                <w:sz w:val="17"/>
+              </w:rPr>
+              <w:t>Elle ne doit pas contenir des chiffres.</w:t>
+            </w:r>
+          </w:p>
+        </w:tc>
+      </w:tr>
+      <w:tr>
+        <w:tc>
+          <w:tcPr>
+            <w:tcW w:type="dxa" w:w="964"/>
+          </w:tcPr>
+          <w:p>
+            <w:r>
+              <w:rPr>
+                <w:b/>
+                <w:i w:val="0"/>
+                <w:color w:val="EA580C"/>
+                <w:sz w:val="16"/>
+              </w:rPr>
+              <w:t>Moyenne</w:t>
+            </w:r>
+          </w:p>
+        </w:tc>
+        <w:tc>
+          <w:tcPr>
+            <w:tcW w:type="dxa" w:w="1247"/>
+          </w:tcPr>
+          <w:p>
+            <w:r>
+              <w:rPr>
+                <w:b/>
+                <w:i w:val="0"/>
+                <w:sz w:val="16"/>
+              </w:rPr>
+              <w:t>S00</w:t>
+              <w:br/>
+            </w:r>
+            <w:r>
+              <w:rPr>
+                <w:b w:val="0"/>
+                <w:i w:val="0"/>
+                <w:color w:val="64748B"/>
+                <w:sz w:val="14"/>
+              </w:rPr>
+              <w:t>Identification</w:t>
+            </w:r>
+          </w:p>
+        </w:tc>
+        <w:tc>
+          <w:tcPr>
+            <w:tcW w:type="dxa" w:w="1531"/>
+          </w:tcPr>
+          <w:p>
+            <w:r>
+              <w:rPr>
+                <w:b/>
+                <w:i w:val="0"/>
+                <w:color w:val="16A34A"/>
+                <w:sz w:val="16"/>
+              </w:rPr>
+              <w:t>s00q12a</w:t>
+            </w:r>
+          </w:p>
+        </w:tc>
+        <w:tc>
+          <w:tcPr>
+            <w:tcW w:type="dxa" w:w="1191"/>
+          </w:tcPr>
+          <w:p>
+            <w:r>
+              <w:rPr>
+                <w:b w:val="0"/>
+                <w:i w:val="0"/>
+                <w:color w:val="64748B"/>
+                <w:sz w:val="16"/>
+              </w:rPr>
+              <w:t>GT-CQ</w:t>
+            </w:r>
+          </w:p>
+        </w:tc>
+        <w:tc>
+          <w:tcPr>
+            <w:tcW w:type="dxa" w:w="4706"/>
+          </w:tcPr>
+          <w:p>
+            <w:r>
+              <w:rPr>
+                <w:b w:val="0"/>
+                <w:i w:val="0"/>
+                <w:sz w:val="17"/>
+              </w:rPr>
+              <w:t>Attention! Veillez bien renseigner le premier numero du chef de ménage(0.12a).</w:t>
+            </w:r>
+          </w:p>
+        </w:tc>
+      </w:tr>
+      <w:tr>
+        <w:tc>
+          <w:tcPr>
+            <w:tcW w:type="dxa" w:w="964"/>
+          </w:tcPr>
+          <w:p>
+            <w:r>
+              <w:rPr>
+                <w:b/>
+                <w:i w:val="0"/>
+                <w:color w:val="EA580C"/>
+                <w:sz w:val="16"/>
+              </w:rPr>
+              <w:t>Moyenne</w:t>
+            </w:r>
+          </w:p>
+        </w:tc>
+        <w:tc>
+          <w:tcPr>
+            <w:tcW w:type="dxa" w:w="1247"/>
+          </w:tcPr>
+          <w:p>
+            <w:r>
+              <w:rPr>
+                <w:b/>
+                <w:i w:val="0"/>
+                <w:sz w:val="16"/>
+              </w:rPr>
+              <w:t>S00</w:t>
+              <w:br/>
+            </w:r>
+            <w:r>
+              <w:rPr>
+                <w:b w:val="0"/>
+                <w:i w:val="0"/>
+                <w:color w:val="64748B"/>
+                <w:sz w:val="14"/>
+              </w:rPr>
+              <w:t>Identification</w:t>
+            </w:r>
+          </w:p>
+        </w:tc>
+        <w:tc>
+          <w:tcPr>
+            <w:tcW w:type="dxa" w:w="1531"/>
+          </w:tcPr>
+          <w:p>
+            <w:r>
+              <w:rPr>
+                <w:b/>
+                <w:i w:val="0"/>
+                <w:color w:val="16A34A"/>
+                <w:sz w:val="16"/>
+              </w:rPr>
+              <w:t>s00q12a, s00q12b</w:t>
+            </w:r>
+          </w:p>
+        </w:tc>
+        <w:tc>
+          <w:tcPr>
+            <w:tcW w:type="dxa" w:w="1191"/>
+          </w:tcPr>
+          <w:p>
+            <w:r>
+              <w:rPr>
+                <w:b w:val="0"/>
+                <w:i w:val="0"/>
+                <w:color w:val="64748B"/>
+                <w:sz w:val="16"/>
+              </w:rPr>
+              <w:t>GT-CQ</w:t>
+            </w:r>
+          </w:p>
+        </w:tc>
+        <w:tc>
+          <w:tcPr>
+            <w:tcW w:type="dxa" w:w="4706"/>
+          </w:tcPr>
+          <w:p>
+            <w:r>
+              <w:rPr>
+                <w:b w:val="0"/>
+                <w:i w:val="0"/>
+                <w:sz w:val="17"/>
+              </w:rPr>
+              <w:t>Attention! Veillez bien renseigner le deuxième numero du chef de ménage(0.12b).</w:t>
+            </w:r>
+          </w:p>
+        </w:tc>
+      </w:tr>
+      <w:tr>
+        <w:tc>
+          <w:tcPr>
+            <w:tcW w:type="dxa" w:w="964"/>
+          </w:tcPr>
+          <w:p>
+            <w:r>
+              <w:rPr>
+                <w:b/>
+                <w:i w:val="0"/>
+                <w:color w:val="EA580C"/>
+                <w:sz w:val="16"/>
+              </w:rPr>
+              <w:t>Moyenne</w:t>
+            </w:r>
+          </w:p>
+        </w:tc>
+        <w:tc>
+          <w:tcPr>
+            <w:tcW w:type="dxa" w:w="1247"/>
+          </w:tcPr>
+          <w:p>
+            <w:r>
+              <w:rPr>
+                <w:b/>
+                <w:i w:val="0"/>
+                <w:sz w:val="16"/>
+              </w:rPr>
+              <w:t>S01</w:t>
+              <w:br/>
+            </w:r>
+            <w:r>
+              <w:rPr>
+                <w:b w:val="0"/>
+                <w:i w:val="0"/>
+                <w:color w:val="64748B"/>
+                <w:sz w:val="14"/>
+              </w:rPr>
+              <w:t>Démographie</w:t>
+            </w:r>
+          </w:p>
+        </w:tc>
+        <w:tc>
+          <w:tcPr>
+            <w:tcW w:type="dxa" w:w="1531"/>
+          </w:tcPr>
+          <w:p>
+            <w:r>
+              <w:rPr>
+                <w:b/>
+                <w:i w:val="0"/>
+                <w:color w:val="16A34A"/>
+                <w:sz w:val="16"/>
+              </w:rPr>
+              <w:t>—</w:t>
+            </w:r>
+          </w:p>
+        </w:tc>
+        <w:tc>
+          <w:tcPr>
+            <w:tcW w:type="dxa" w:w="1191"/>
+          </w:tcPr>
+          <w:p>
+            <w:r>
+              <w:rPr>
+                <w:b w:val="0"/>
+                <w:i w:val="0"/>
+                <w:color w:val="64748B"/>
+                <w:sz w:val="16"/>
+              </w:rPr>
+              <w:t>GT-CQ</w:t>
+            </w:r>
+          </w:p>
+        </w:tc>
+        <w:tc>
+          <w:tcPr>
+            <w:tcW w:type="dxa" w:w="4706"/>
+          </w:tcPr>
+          <w:p>
+            <w:r>
+              <w:rPr>
+                <w:b w:val="0"/>
+                <w:i w:val="0"/>
+                <w:sz w:val="17"/>
+              </w:rPr>
+              <w:t>Prière de verifier l'information donnée par IVETTE MBENDY ou corriger au niveau de la section 1.</w:t>
+            </w:r>
+          </w:p>
+        </w:tc>
+      </w:tr>
+      <w:tr>
+        <w:tc>
+          <w:tcPr>
+            <w:tcW w:type="dxa" w:w="964"/>
+          </w:tcPr>
+          <w:p>
+            <w:r>
+              <w:rPr>
+                <w:b/>
+                <w:i w:val="0"/>
+                <w:color w:val="EA580C"/>
+                <w:sz w:val="16"/>
+              </w:rPr>
+              <w:t>Moyenne</w:t>
+            </w:r>
+          </w:p>
+        </w:tc>
+        <w:tc>
+          <w:tcPr>
+            <w:tcW w:type="dxa" w:w="1247"/>
+          </w:tcPr>
+          <w:p>
+            <w:r>
+              <w:rPr>
+                <w:b/>
+                <w:i w:val="0"/>
+                <w:sz w:val="16"/>
+              </w:rPr>
+              <w:t>S01</w:t>
+              <w:br/>
+            </w:r>
+            <w:r>
+              <w:rPr>
+                <w:b w:val="0"/>
+                <w:i w:val="0"/>
+                <w:color w:val="64748B"/>
+                <w:sz w:val="14"/>
+              </w:rPr>
+              <w:t>Démographie</w:t>
+            </w:r>
+          </w:p>
+        </w:tc>
+        <w:tc>
+          <w:tcPr>
+            <w:tcW w:type="dxa" w:w="1531"/>
+          </w:tcPr>
+          <w:p>
+            <w:r>
+              <w:rPr>
+                <w:b/>
+                <w:i w:val="0"/>
+                <w:color w:val="16A34A"/>
+                <w:sz w:val="16"/>
+              </w:rPr>
+              <w:t>—</w:t>
+            </w:r>
+          </w:p>
+        </w:tc>
+        <w:tc>
+          <w:tcPr>
+            <w:tcW w:type="dxa" w:w="1191"/>
+          </w:tcPr>
+          <w:p>
+            <w:r>
+              <w:rPr>
+                <w:b w:val="0"/>
+                <w:i w:val="0"/>
+                <w:color w:val="64748B"/>
+                <w:sz w:val="16"/>
+              </w:rPr>
+              <w:t>GT-CQ</w:t>
+            </w:r>
+          </w:p>
+        </w:tc>
+        <w:tc>
+          <w:tcPr>
+            <w:tcW w:type="dxa" w:w="4706"/>
+          </w:tcPr>
+          <w:p>
+            <w:r>
+              <w:rPr>
+                <w:b w:val="0"/>
+                <w:i w:val="0"/>
+                <w:sz w:val="17"/>
+              </w:rPr>
+              <w:t>Prière de verifier l'information donnée par TERESSE MBENDY ou corriger au niveau de la section 1.</w:t>
+            </w:r>
+          </w:p>
+        </w:tc>
+      </w:tr>
+      <w:tr>
+        <w:tc>
+          <w:tcPr>
+            <w:tcW w:type="dxa" w:w="964"/>
+          </w:tcPr>
+          <w:p>
+            <w:r>
+              <w:rPr>
+                <w:b/>
+                <w:i w:val="0"/>
+                <w:color w:val="EA580C"/>
+                <w:sz w:val="16"/>
+              </w:rPr>
+              <w:t>Moyenne</w:t>
+            </w:r>
+          </w:p>
+        </w:tc>
+        <w:tc>
+          <w:tcPr>
+            <w:tcW w:type="dxa" w:w="1247"/>
+          </w:tcPr>
+          <w:p>
+            <w:r>
+              <w:rPr>
+                <w:b/>
+                <w:i w:val="0"/>
+                <w:sz w:val="16"/>
+              </w:rPr>
+              <w:t>S01</w:t>
+              <w:br/>
+            </w:r>
+            <w:r>
+              <w:rPr>
+                <w:b w:val="0"/>
+                <w:i w:val="0"/>
+                <w:color w:val="64748B"/>
+                <w:sz w:val="14"/>
+              </w:rPr>
+              <w:t>Démographie</w:t>
+            </w:r>
+          </w:p>
+        </w:tc>
+        <w:tc>
+          <w:tcPr>
+            <w:tcW w:type="dxa" w:w="1531"/>
+          </w:tcPr>
+          <w:p>
+            <w:r>
+              <w:rPr>
+                <w:b/>
+                <w:i w:val="0"/>
+                <w:color w:val="16A34A"/>
+                <w:sz w:val="16"/>
+              </w:rPr>
+              <w:t>—</w:t>
+            </w:r>
+          </w:p>
+        </w:tc>
+        <w:tc>
+          <w:tcPr>
+            <w:tcW w:type="dxa" w:w="1191"/>
+          </w:tcPr>
+          <w:p>
+            <w:r>
+              <w:rPr>
+                <w:b w:val="0"/>
+                <w:i w:val="0"/>
+                <w:color w:val="64748B"/>
+                <w:sz w:val="16"/>
+              </w:rPr>
+              <w:t>GT-CQ</w:t>
+            </w:r>
+          </w:p>
+        </w:tc>
+        <w:tc>
+          <w:tcPr>
+            <w:tcW w:type="dxa" w:w="4706"/>
+          </w:tcPr>
+          <w:p>
+            <w:r>
+              <w:rPr>
+                <w:b w:val="0"/>
+                <w:i w:val="0"/>
+                <w:sz w:val="17"/>
+              </w:rPr>
+              <w:t>Prière de verifier l'information donnée par MARIE MBENDY ou corriger au niveau de la section 1.</w:t>
+            </w:r>
+          </w:p>
+        </w:tc>
+      </w:tr>
+      <w:tr>
+        <w:tc>
+          <w:tcPr>
+            <w:tcW w:type="dxa" w:w="964"/>
+          </w:tcPr>
+          <w:p>
+            <w:r>
+              <w:rPr>
+                <w:b/>
+                <w:i w:val="0"/>
+                <w:color w:val="EA580C"/>
+                <w:sz w:val="16"/>
+              </w:rPr>
+              <w:t>Moyenne</w:t>
+            </w:r>
+          </w:p>
+        </w:tc>
+        <w:tc>
+          <w:tcPr>
+            <w:tcW w:type="dxa" w:w="1247"/>
+          </w:tcPr>
+          <w:p>
+            <w:r>
+              <w:rPr>
+                <w:b/>
+                <w:i w:val="0"/>
+                <w:sz w:val="16"/>
+              </w:rPr>
+              <w:t>S01</w:t>
+              <w:br/>
+            </w:r>
+            <w:r>
+              <w:rPr>
+                <w:b w:val="0"/>
+                <w:i w:val="0"/>
+                <w:color w:val="64748B"/>
+                <w:sz w:val="14"/>
+              </w:rPr>
+              <w:t>Démographie</w:t>
+            </w:r>
+          </w:p>
+        </w:tc>
+        <w:tc>
+          <w:tcPr>
+            <w:tcW w:type="dxa" w:w="1531"/>
+          </w:tcPr>
+          <w:p>
+            <w:r>
+              <w:rPr>
+                <w:b/>
+                <w:i w:val="0"/>
+                <w:color w:val="16A34A"/>
+                <w:sz w:val="16"/>
+              </w:rPr>
+              <w:t>—</w:t>
+            </w:r>
+          </w:p>
+        </w:tc>
+        <w:tc>
+          <w:tcPr>
+            <w:tcW w:type="dxa" w:w="1191"/>
+          </w:tcPr>
+          <w:p>
+            <w:r>
+              <w:rPr>
+                <w:b w:val="0"/>
+                <w:i w:val="0"/>
+                <w:color w:val="64748B"/>
+                <w:sz w:val="16"/>
+              </w:rPr>
+              <w:t>GT-CQ</w:t>
+            </w:r>
+          </w:p>
+        </w:tc>
+        <w:tc>
+          <w:tcPr>
+            <w:tcW w:type="dxa" w:w="4706"/>
+          </w:tcPr>
+          <w:p>
+            <w:r>
+              <w:rPr>
+                <w:b w:val="0"/>
+                <w:i w:val="0"/>
+                <w:sz w:val="17"/>
+              </w:rPr>
+              <w:t>Prière de verifier l'information donnée par VERONIQUE MBENDY ou corriger au niveau de la section 1.</w:t>
+            </w:r>
+          </w:p>
+        </w:tc>
+      </w:tr>
+      <w:tr>
+        <w:tc>
+          <w:tcPr>
+            <w:tcW w:type="dxa" w:w="964"/>
+          </w:tcPr>
+          <w:p>
+            <w:r>
+              <w:rPr>
+                <w:b/>
+                <w:i w:val="0"/>
+                <w:color w:val="EA580C"/>
+                <w:sz w:val="16"/>
+              </w:rPr>
+              <w:t>Moyenne</w:t>
+            </w:r>
+          </w:p>
+        </w:tc>
+        <w:tc>
+          <w:tcPr>
+            <w:tcW w:type="dxa" w:w="1247"/>
+          </w:tcPr>
+          <w:p>
+            <w:r>
+              <w:rPr>
+                <w:b/>
+                <w:i w:val="0"/>
+                <w:sz w:val="16"/>
+              </w:rPr>
+              <w:t>S01</w:t>
+              <w:br/>
+            </w:r>
+            <w:r>
+              <w:rPr>
+                <w:b w:val="0"/>
+                <w:i w:val="0"/>
+                <w:color w:val="64748B"/>
+                <w:sz w:val="14"/>
+              </w:rPr>
+              <w:t>Démographie</w:t>
+            </w:r>
+          </w:p>
+        </w:tc>
+        <w:tc>
+          <w:tcPr>
+            <w:tcW w:type="dxa" w:w="1531"/>
+          </w:tcPr>
+          <w:p>
+            <w:r>
+              <w:rPr>
+                <w:b/>
+                <w:i w:val="0"/>
+                <w:color w:val="16A34A"/>
+                <w:sz w:val="16"/>
+              </w:rPr>
+              <w:t>s01q10_1</w:t>
+            </w:r>
+          </w:p>
+        </w:tc>
+        <w:tc>
+          <w:tcPr>
+            <w:tcW w:type="dxa" w:w="1191"/>
+          </w:tcPr>
+          <w:p>
+            <w:r>
+              <w:rPr>
+                <w:b w:val="0"/>
+                <w:i w:val="0"/>
+                <w:color w:val="64748B"/>
+                <w:sz w:val="16"/>
+              </w:rPr>
+              <w:t>GT-CQ</w:t>
+            </w:r>
+          </w:p>
+        </w:tc>
+        <w:tc>
+          <w:tcPr>
+            <w:tcW w:type="dxa" w:w="4706"/>
+          </w:tcPr>
+          <w:p>
+            <w:r>
+              <w:rPr>
+                <w:b w:val="0"/>
+                <w:i w:val="0"/>
+                <w:sz w:val="17"/>
+              </w:rPr>
+              <w:t>La taille du ménage lors de l'enquête principale (9) de ce ménage est inférieur à la taille du denombrement (11), prière de fournir des explications concrètes ou aller revisiter le ménage.</w:t>
+            </w:r>
+          </w:p>
+        </w:tc>
+      </w:tr>
+      <w:tr>
+        <w:tc>
+          <w:tcPr>
+            <w:tcW w:type="dxa" w:w="964"/>
+          </w:tcPr>
+          <w:p>
+            <w:r>
+              <w:rPr>
+                <w:b/>
+                <w:i w:val="0"/>
+                <w:color w:val="EA580C"/>
+                <w:sz w:val="16"/>
+              </w:rPr>
+              <w:t>Moyenne</w:t>
+            </w:r>
+          </w:p>
+        </w:tc>
+        <w:tc>
+          <w:tcPr>
+            <w:tcW w:type="dxa" w:w="1247"/>
+          </w:tcPr>
+          <w:p>
+            <w:r>
+              <w:rPr>
+                <w:b/>
+                <w:i w:val="0"/>
+                <w:sz w:val="16"/>
+              </w:rPr>
               <w:t>S02</w:t>
               <w:br/>
             </w:r>
@@ -1264,7 +2614,7 @@
                 <w:color w:val="16A34A"/>
                 <w:sz w:val="16"/>
               </w:rPr>
-              <w:t>s02q33, s01q00b</w:t>
+              <w:t>s01q63, s00q04, s02q25, s01q00b, s02q17_2, s02q15_2</w:t>
             </w:r>
           </w:p>
         </w:tc>
@@ -1295,7 +2645,7 @@
                 <w:i w:val="0"/>
                 <w:sz w:val="17"/>
               </w:rPr>
-              <w:t>Incoherent!!! La dernière fois que HOSPRIE MBENDY a  fréquenté l'école est 9999.</w:t>
+              <w:t>Dans les milieux urbains c'est peu probable de voir une école dont les élèves ou étudiants ne dépensent pas en frais d'uniformes, prière de verifier pour IVETTE MBENDY qui fréquente 5ème année de Supérieur et corriger ou confirmer avec le QG.</w:t>
             </w:r>
           </w:p>
         </w:tc>
@@ -1310,1356 +2660,6 @@
               <w:rPr>
                 <w:b/>
                 <w:i w:val="0"/>
-                <w:color w:val="DC2626"/>
-                <w:sz w:val="16"/>
-              </w:rPr>
-              <w:t>Haute</w:t>
-            </w:r>
-          </w:p>
-        </w:tc>
-        <w:tc>
-          <w:tcPr>
-            <w:tcW w:type="dxa" w:w="1247"/>
-          </w:tcPr>
-          <w:p>
-            <w:r>
-              <w:rPr>
-                <w:b/>
-                <w:i w:val="0"/>
-                <w:sz w:val="16"/>
-              </w:rPr>
-              <w:t>S03</w:t>
-              <w:br/>
-            </w:r>
-            <w:r>
-              <w:rPr>
-                <w:b w:val="0"/>
-                <w:i w:val="0"/>
-                <w:color w:val="64748B"/>
-                <w:sz w:val="14"/>
-              </w:rPr>
-              <w:t>Santé</w:t>
-            </w:r>
-          </w:p>
-        </w:tc>
-        <w:tc>
-          <w:tcPr>
-            <w:tcW w:type="dxa" w:w="1531"/>
-          </w:tcPr>
-          <w:p>
-            <w:r>
-              <w:rPr>
-                <w:b/>
-                <w:i w:val="0"/>
-                <w:color w:val="16A34A"/>
-                <w:sz w:val="16"/>
-              </w:rPr>
-              <w:t>—</w:t>
-            </w:r>
-          </w:p>
-        </w:tc>
-        <w:tc>
-          <w:tcPr>
-            <w:tcW w:type="dxa" w:w="1191"/>
-          </w:tcPr>
-          <w:p>
-            <w:r>
-              <w:rPr>
-                <w:b w:val="0"/>
-                <w:i w:val="0"/>
-                <w:color w:val="64748B"/>
-                <w:sz w:val="16"/>
-              </w:rPr>
-              <w:t>GT-CQ</w:t>
-            </w:r>
-          </w:p>
-        </w:tc>
-        <w:tc>
-          <w:tcPr>
-            <w:tcW w:type="dxa" w:w="4706"/>
-          </w:tcPr>
-          <w:p>
-            <w:r>
-              <w:rPr>
-                <w:b w:val="0"/>
-                <w:i w:val="0"/>
-                <w:sz w:val="17"/>
-              </w:rPr>
-              <w:t>Avertissement!!! La distance parcourue (De 5 à moins de 10 Km) et le temps (De 15 à moins de 30 mn) donné par MARIE MBENDY semble incoherent pour accéder au lieu de la consultation.</w:t>
-            </w:r>
-          </w:p>
-        </w:tc>
-      </w:tr>
-      <w:tr>
-        <w:tc>
-          <w:tcPr>
-            <w:tcW w:type="dxa" w:w="964"/>
-          </w:tcPr>
-          <w:p>
-            <w:r>
-              <w:rPr>
-                <w:b/>
-                <w:i w:val="0"/>
-                <w:color w:val="EA580C"/>
-                <w:sz w:val="16"/>
-              </w:rPr>
-              <w:t>Moyenne</w:t>
-            </w:r>
-          </w:p>
-        </w:tc>
-        <w:tc>
-          <w:tcPr>
-            <w:tcW w:type="dxa" w:w="1247"/>
-          </w:tcPr>
-          <w:p>
-            <w:r>
-              <w:rPr>
-                <w:b/>
-                <w:i w:val="0"/>
-                <w:sz w:val="16"/>
-              </w:rPr>
-              <w:t>S00</w:t>
-              <w:br/>
-            </w:r>
-            <w:r>
-              <w:rPr>
-                <w:b w:val="0"/>
-                <w:i w:val="0"/>
-                <w:color w:val="64748B"/>
-                <w:sz w:val="14"/>
-              </w:rPr>
-              <w:t>Identification</w:t>
-            </w:r>
-          </w:p>
-        </w:tc>
-        <w:tc>
-          <w:tcPr>
-            <w:tcW w:type="dxa" w:w="1531"/>
-          </w:tcPr>
-          <w:p>
-            <w:r>
-              <w:rPr>
-                <w:b/>
-                <w:i w:val="0"/>
-                <w:color w:val="16A34A"/>
-                <w:sz w:val="16"/>
-              </w:rPr>
-              <w:t>s00q07a, s00q08, s00q10, s00q13_0, s00q15_0, s00q17_0, s00q23a, s00q23b</w:t>
-            </w:r>
-          </w:p>
-        </w:tc>
-        <w:tc>
-          <w:tcPr>
-            <w:tcW w:type="dxa" w:w="1191"/>
-          </w:tcPr>
-          <w:p>
-            <w:r>
-              <w:rPr>
-                <w:b w:val="0"/>
-                <w:i w:val="0"/>
-                <w:color w:val="64748B"/>
-                <w:sz w:val="16"/>
-              </w:rPr>
-              <w:t>GT-CQ</w:t>
-            </w:r>
-          </w:p>
-        </w:tc>
-        <w:tc>
-          <w:tcPr>
-            <w:tcW w:type="dxa" w:w="4706"/>
-          </w:tcPr>
-          <w:p>
-            <w:r>
-              <w:rPr>
-                <w:b w:val="0"/>
-                <w:i w:val="0"/>
-                <w:sz w:val="17"/>
-              </w:rPr>
-              <w:t>Prière de renseigner toutes les informations du ménage dans la section 0 avant d'entamer les autres informations.</w:t>
-            </w:r>
-          </w:p>
-        </w:tc>
-      </w:tr>
-      <w:tr>
-        <w:tc>
-          <w:tcPr>
-            <w:tcW w:type="dxa" w:w="964"/>
-          </w:tcPr>
-          <w:p>
-            <w:r>
-              <w:rPr>
-                <w:b/>
-                <w:i w:val="0"/>
-                <w:color w:val="EA580C"/>
-                <w:sz w:val="16"/>
-              </w:rPr>
-              <w:t>Moyenne</w:t>
-            </w:r>
-          </w:p>
-        </w:tc>
-        <w:tc>
-          <w:tcPr>
-            <w:tcW w:type="dxa" w:w="1247"/>
-          </w:tcPr>
-          <w:p>
-            <w:r>
-              <w:rPr>
-                <w:b/>
-                <w:i w:val="0"/>
-                <w:sz w:val="16"/>
-              </w:rPr>
-              <w:t>S00</w:t>
-              <w:br/>
-            </w:r>
-            <w:r>
-              <w:rPr>
-                <w:b w:val="0"/>
-                <w:i w:val="0"/>
-                <w:color w:val="64748B"/>
-                <w:sz w:val="14"/>
-              </w:rPr>
-              <w:t>Identification</w:t>
-            </w:r>
-          </w:p>
-        </w:tc>
-        <w:tc>
-          <w:tcPr>
-            <w:tcW w:type="dxa" w:w="1531"/>
-          </w:tcPr>
-          <w:p>
-            <w:r>
-              <w:rPr>
-                <w:b/>
-                <w:i w:val="0"/>
-                <w:color w:val="16A34A"/>
-                <w:sz w:val="16"/>
-              </w:rPr>
-              <w:t>—</w:t>
-            </w:r>
-          </w:p>
-        </w:tc>
-        <w:tc>
-          <w:tcPr>
-            <w:tcW w:type="dxa" w:w="1191"/>
-          </w:tcPr>
-          <w:p>
-            <w:r>
-              <w:rPr>
-                <w:b w:val="0"/>
-                <w:i w:val="0"/>
-                <w:color w:val="64748B"/>
-                <w:sz w:val="16"/>
-              </w:rPr>
-              <w:t>GT-CQ</w:t>
-            </w:r>
-          </w:p>
-        </w:tc>
-        <w:tc>
-          <w:tcPr>
-            <w:tcW w:type="dxa" w:w="4706"/>
-          </w:tcPr>
-          <w:p>
-            <w:r>
-              <w:rPr>
-                <w:b w:val="0"/>
-                <w:i w:val="0"/>
-                <w:sz w:val="17"/>
-              </w:rPr>
-              <w:t>L'adresse ou localisation du ménage doit être renseignée et ne doit pas contenir des numéros de téléphone.</w:t>
-            </w:r>
-          </w:p>
-        </w:tc>
-      </w:tr>
-      <w:tr>
-        <w:tc>
-          <w:tcPr>
-            <w:tcW w:type="dxa" w:w="964"/>
-          </w:tcPr>
-          <w:p>
-            <w:r>
-              <w:rPr>
-                <w:b/>
-                <w:i w:val="0"/>
-                <w:color w:val="EA580C"/>
-                <w:sz w:val="16"/>
-              </w:rPr>
-              <w:t>Moyenne</w:t>
-            </w:r>
-          </w:p>
-        </w:tc>
-        <w:tc>
-          <w:tcPr>
-            <w:tcW w:type="dxa" w:w="1247"/>
-          </w:tcPr>
-          <w:p>
-            <w:r>
-              <w:rPr>
-                <w:b/>
-                <w:i w:val="0"/>
-                <w:sz w:val="16"/>
-              </w:rPr>
-              <w:t>S00</w:t>
-              <w:br/>
-            </w:r>
-            <w:r>
-              <w:rPr>
-                <w:b w:val="0"/>
-                <w:i w:val="0"/>
-                <w:color w:val="64748B"/>
-                <w:sz w:val="14"/>
-              </w:rPr>
-              <w:t>Identification</w:t>
-            </w:r>
-          </w:p>
-        </w:tc>
-        <w:tc>
-          <w:tcPr>
-            <w:tcW w:type="dxa" w:w="1531"/>
-          </w:tcPr>
-          <w:p>
-            <w:r>
-              <w:rPr>
-                <w:b/>
-                <w:i w:val="0"/>
-                <w:color w:val="16A34A"/>
-                <w:sz w:val="16"/>
-              </w:rPr>
-              <w:t>—</w:t>
-            </w:r>
-          </w:p>
-        </w:tc>
-        <w:tc>
-          <w:tcPr>
-            <w:tcW w:type="dxa" w:w="1191"/>
-          </w:tcPr>
-          <w:p>
-            <w:r>
-              <w:rPr>
-                <w:b w:val="0"/>
-                <w:i w:val="0"/>
-                <w:color w:val="64748B"/>
-                <w:sz w:val="16"/>
-              </w:rPr>
-              <w:t>GT-CQ</w:t>
-            </w:r>
-          </w:p>
-        </w:tc>
-        <w:tc>
-          <w:tcPr>
-            <w:tcW w:type="dxa" w:w="4706"/>
-          </w:tcPr>
-          <w:p>
-            <w:r>
-              <w:rPr>
-                <w:b w:val="0"/>
-                <w:i w:val="0"/>
-                <w:sz w:val="17"/>
-              </w:rPr>
-              <w:t>Prière de renseigner la bonne adresse.</w:t>
-            </w:r>
-          </w:p>
-        </w:tc>
-      </w:tr>
-      <w:tr>
-        <w:tc>
-          <w:tcPr>
-            <w:tcW w:type="dxa" w:w="964"/>
-          </w:tcPr>
-          <w:p>
-            <w:r>
-              <w:rPr>
-                <w:b/>
-                <w:i w:val="0"/>
-                <w:color w:val="EA580C"/>
-                <w:sz w:val="16"/>
-              </w:rPr>
-              <w:t>Moyenne</w:t>
-            </w:r>
-          </w:p>
-        </w:tc>
-        <w:tc>
-          <w:tcPr>
-            <w:tcW w:type="dxa" w:w="1247"/>
-          </w:tcPr>
-          <w:p>
-            <w:r>
-              <w:rPr>
-                <w:b/>
-                <w:i w:val="0"/>
-                <w:sz w:val="16"/>
-              </w:rPr>
-              <w:t>S00</w:t>
-              <w:br/>
-            </w:r>
-            <w:r>
-              <w:rPr>
-                <w:b w:val="0"/>
-                <w:i w:val="0"/>
-                <w:color w:val="64748B"/>
-                <w:sz w:val="14"/>
-              </w:rPr>
-              <w:t>Identification</w:t>
-            </w:r>
-          </w:p>
-        </w:tc>
-        <w:tc>
-          <w:tcPr>
-            <w:tcW w:type="dxa" w:w="1531"/>
-          </w:tcPr>
-          <w:p>
-            <w:r>
-              <w:rPr>
-                <w:b/>
-                <w:i w:val="0"/>
-                <w:color w:val="16A34A"/>
-                <w:sz w:val="16"/>
-              </w:rPr>
-              <w:t>—</w:t>
-            </w:r>
-          </w:p>
-        </w:tc>
-        <w:tc>
-          <w:tcPr>
-            <w:tcW w:type="dxa" w:w="1191"/>
-          </w:tcPr>
-          <w:p>
-            <w:r>
-              <w:rPr>
-                <w:b w:val="0"/>
-                <w:i w:val="0"/>
-                <w:color w:val="64748B"/>
-                <w:sz w:val="16"/>
-              </w:rPr>
-              <w:t>GT-CQ</w:t>
-            </w:r>
-          </w:p>
-        </w:tc>
-        <w:tc>
-          <w:tcPr>
-            <w:tcW w:type="dxa" w:w="4706"/>
-          </w:tcPr>
-          <w:p>
-            <w:r>
-              <w:rPr>
-                <w:b w:val="0"/>
-                <w:i w:val="0"/>
-                <w:sz w:val="17"/>
-              </w:rPr>
-              <w:t>Les coordonnées GPS ménage prises lors de l'enquête principale diffèrent de celles du dénombrement, êtes vous sûr d'avoir enquêté le bon ménage si non chercher le bon ménage.</w:t>
-            </w:r>
-          </w:p>
-        </w:tc>
-      </w:tr>
-      <w:tr>
-        <w:tc>
-          <w:tcPr>
-            <w:tcW w:type="dxa" w:w="964"/>
-          </w:tcPr>
-          <w:p>
-            <w:r>
-              <w:rPr>
-                <w:b/>
-                <w:i w:val="0"/>
-                <w:color w:val="EA580C"/>
-                <w:sz w:val="16"/>
-              </w:rPr>
-              <w:t>Moyenne</w:t>
-            </w:r>
-          </w:p>
-        </w:tc>
-        <w:tc>
-          <w:tcPr>
-            <w:tcW w:type="dxa" w:w="1247"/>
-          </w:tcPr>
-          <w:p>
-            <w:r>
-              <w:rPr>
-                <w:b/>
-                <w:i w:val="0"/>
-                <w:sz w:val="16"/>
-              </w:rPr>
-              <w:t>S00</w:t>
-              <w:br/>
-            </w:r>
-            <w:r>
-              <w:rPr>
-                <w:b w:val="0"/>
-                <w:i w:val="0"/>
-                <w:color w:val="64748B"/>
-                <w:sz w:val="14"/>
-              </w:rPr>
-              <w:t>Identification</w:t>
-            </w:r>
-          </w:p>
-        </w:tc>
-        <w:tc>
-          <w:tcPr>
-            <w:tcW w:type="dxa" w:w="1531"/>
-          </w:tcPr>
-          <w:p>
-            <w:r>
-              <w:rPr>
-                <w:b/>
-                <w:i w:val="0"/>
-                <w:color w:val="16A34A"/>
-                <w:sz w:val="16"/>
-              </w:rPr>
-              <w:t>—</w:t>
-            </w:r>
-          </w:p>
-        </w:tc>
-        <w:tc>
-          <w:tcPr>
-            <w:tcW w:type="dxa" w:w="1191"/>
-          </w:tcPr>
-          <w:p>
-            <w:r>
-              <w:rPr>
-                <w:b w:val="0"/>
-                <w:i w:val="0"/>
-                <w:color w:val="64748B"/>
-                <w:sz w:val="16"/>
-              </w:rPr>
-              <w:t>GT-CQ</w:t>
-            </w:r>
-          </w:p>
-        </w:tc>
-        <w:tc>
-          <w:tcPr>
-            <w:tcW w:type="dxa" w:w="4706"/>
-          </w:tcPr>
-          <w:p>
-            <w:r>
-              <w:rPr>
-                <w:b w:val="0"/>
-                <w:i w:val="0"/>
-                <w:sz w:val="17"/>
-              </w:rPr>
-              <w:t>Attention! Il manque des informations non renseignées dans la section 0, prière de regarder toutes les autres informations dans l'identification du ménage (IDENTIFICATION ET RENSEIGNEMENTS DE CONTROLE) ou dans OBSERVATIONS pour pouvoir renseigné toutes les questions liées au ménage.</w:t>
-            </w:r>
-          </w:p>
-        </w:tc>
-      </w:tr>
-      <w:tr>
-        <w:tc>
-          <w:tcPr>
-            <w:tcW w:type="dxa" w:w="964"/>
-          </w:tcPr>
-          <w:p>
-            <w:r>
-              <w:rPr>
-                <w:b/>
-                <w:i w:val="0"/>
-                <w:color w:val="EA580C"/>
-                <w:sz w:val="16"/>
-              </w:rPr>
-              <w:t>Moyenne</w:t>
-            </w:r>
-          </w:p>
-        </w:tc>
-        <w:tc>
-          <w:tcPr>
-            <w:tcW w:type="dxa" w:w="1247"/>
-          </w:tcPr>
-          <w:p>
-            <w:r>
-              <w:rPr>
-                <w:b/>
-                <w:i w:val="0"/>
-                <w:sz w:val="16"/>
-              </w:rPr>
-              <w:t>S00</w:t>
-              <w:br/>
-            </w:r>
-            <w:r>
-              <w:rPr>
-                <w:b w:val="0"/>
-                <w:i w:val="0"/>
-                <w:color w:val="64748B"/>
-                <w:sz w:val="14"/>
-              </w:rPr>
-              <w:t>Identification</w:t>
-            </w:r>
-          </w:p>
-        </w:tc>
-        <w:tc>
-          <w:tcPr>
-            <w:tcW w:type="dxa" w:w="1531"/>
-          </w:tcPr>
-          <w:p>
-            <w:r>
-              <w:rPr>
-                <w:b/>
-                <w:i w:val="0"/>
-                <w:color w:val="16A34A"/>
-                <w:sz w:val="16"/>
-              </w:rPr>
-              <w:t>—</w:t>
-            </w:r>
-          </w:p>
-        </w:tc>
-        <w:tc>
-          <w:tcPr>
-            <w:tcW w:type="dxa" w:w="1191"/>
-          </w:tcPr>
-          <w:p>
-            <w:r>
-              <w:rPr>
-                <w:b w:val="0"/>
-                <w:i w:val="0"/>
-                <w:color w:val="64748B"/>
-                <w:sz w:val="16"/>
-              </w:rPr>
-              <w:t>GT-CQ</w:t>
-            </w:r>
-          </w:p>
-        </w:tc>
-        <w:tc>
-          <w:tcPr>
-            <w:tcW w:type="dxa" w:w="4706"/>
-          </w:tcPr>
-          <w:p>
-            <w:r>
-              <w:rPr>
-                <w:b w:val="0"/>
-                <w:i w:val="0"/>
-                <w:sz w:val="17"/>
-              </w:rPr>
-              <w:t>Attention! Veillez bien renseigner la variable 0.10 (Prenom et nom du chef de ménage).</w:t>
-            </w:r>
-          </w:p>
-        </w:tc>
-      </w:tr>
-      <w:tr>
-        <w:tc>
-          <w:tcPr>
-            <w:tcW w:type="dxa" w:w="964"/>
-          </w:tcPr>
-          <w:p>
-            <w:r>
-              <w:rPr>
-                <w:b/>
-                <w:i w:val="0"/>
-                <w:color w:val="EA580C"/>
-                <w:sz w:val="16"/>
-              </w:rPr>
-              <w:t>Moyenne</w:t>
-            </w:r>
-          </w:p>
-        </w:tc>
-        <w:tc>
-          <w:tcPr>
-            <w:tcW w:type="dxa" w:w="1247"/>
-          </w:tcPr>
-          <w:p>
-            <w:r>
-              <w:rPr>
-                <w:b/>
-                <w:i w:val="0"/>
-                <w:sz w:val="16"/>
-              </w:rPr>
-              <w:t>S00</w:t>
-              <w:br/>
-            </w:r>
-            <w:r>
-              <w:rPr>
-                <w:b w:val="0"/>
-                <w:i w:val="0"/>
-                <w:color w:val="64748B"/>
-                <w:sz w:val="14"/>
-              </w:rPr>
-              <w:t>Identification</w:t>
-            </w:r>
-          </w:p>
-        </w:tc>
-        <w:tc>
-          <w:tcPr>
-            <w:tcW w:type="dxa" w:w="1531"/>
-          </w:tcPr>
-          <w:p>
-            <w:r>
-              <w:rPr>
-                <w:b/>
-                <w:i w:val="0"/>
-                <w:color w:val="16A34A"/>
-                <w:sz w:val="16"/>
-              </w:rPr>
-              <w:t>—</w:t>
-            </w:r>
-          </w:p>
-        </w:tc>
-        <w:tc>
-          <w:tcPr>
-            <w:tcW w:type="dxa" w:w="1191"/>
-          </w:tcPr>
-          <w:p>
-            <w:r>
-              <w:rPr>
-                <w:b w:val="0"/>
-                <w:i w:val="0"/>
-                <w:color w:val="64748B"/>
-                <w:sz w:val="16"/>
-              </w:rPr>
-              <w:t>GT-CQ</w:t>
-            </w:r>
-          </w:p>
-        </w:tc>
-        <w:tc>
-          <w:tcPr>
-            <w:tcW w:type="dxa" w:w="4706"/>
-          </w:tcPr>
-          <w:p>
-            <w:r>
-              <w:rPr>
-                <w:b w:val="0"/>
-                <w:i w:val="0"/>
-                <w:sz w:val="17"/>
-              </w:rPr>
-              <w:t>Elle ne doit pas contenir des chiffres.</w:t>
-            </w:r>
-          </w:p>
-        </w:tc>
-      </w:tr>
-      <w:tr>
-        <w:tc>
-          <w:tcPr>
-            <w:tcW w:type="dxa" w:w="964"/>
-          </w:tcPr>
-          <w:p>
-            <w:r>
-              <w:rPr>
-                <w:b/>
-                <w:i w:val="0"/>
-                <w:color w:val="EA580C"/>
-                <w:sz w:val="16"/>
-              </w:rPr>
-              <w:t>Moyenne</w:t>
-            </w:r>
-          </w:p>
-        </w:tc>
-        <w:tc>
-          <w:tcPr>
-            <w:tcW w:type="dxa" w:w="1247"/>
-          </w:tcPr>
-          <w:p>
-            <w:r>
-              <w:rPr>
-                <w:b/>
-                <w:i w:val="0"/>
-                <w:sz w:val="16"/>
-              </w:rPr>
-              <w:t>S00</w:t>
-              <w:br/>
-            </w:r>
-            <w:r>
-              <w:rPr>
-                <w:b w:val="0"/>
-                <w:i w:val="0"/>
-                <w:color w:val="64748B"/>
-                <w:sz w:val="14"/>
-              </w:rPr>
-              <w:t>Identification</w:t>
-            </w:r>
-          </w:p>
-        </w:tc>
-        <w:tc>
-          <w:tcPr>
-            <w:tcW w:type="dxa" w:w="1531"/>
-          </w:tcPr>
-          <w:p>
-            <w:r>
-              <w:rPr>
-                <w:b/>
-                <w:i w:val="0"/>
-                <w:color w:val="16A34A"/>
-                <w:sz w:val="16"/>
-              </w:rPr>
-              <w:t>s00q12a</w:t>
-            </w:r>
-          </w:p>
-        </w:tc>
-        <w:tc>
-          <w:tcPr>
-            <w:tcW w:type="dxa" w:w="1191"/>
-          </w:tcPr>
-          <w:p>
-            <w:r>
-              <w:rPr>
-                <w:b w:val="0"/>
-                <w:i w:val="0"/>
-                <w:color w:val="64748B"/>
-                <w:sz w:val="16"/>
-              </w:rPr>
-              <w:t>GT-CQ</w:t>
-            </w:r>
-          </w:p>
-        </w:tc>
-        <w:tc>
-          <w:tcPr>
-            <w:tcW w:type="dxa" w:w="4706"/>
-          </w:tcPr>
-          <w:p>
-            <w:r>
-              <w:rPr>
-                <w:b w:val="0"/>
-                <w:i w:val="0"/>
-                <w:sz w:val="17"/>
-              </w:rPr>
-              <w:t>Attention! Veillez bien renseigner le premier numero du chef de ménage(0.12a).</w:t>
-            </w:r>
-          </w:p>
-        </w:tc>
-      </w:tr>
-      <w:tr>
-        <w:tc>
-          <w:tcPr>
-            <w:tcW w:type="dxa" w:w="964"/>
-          </w:tcPr>
-          <w:p>
-            <w:r>
-              <w:rPr>
-                <w:b/>
-                <w:i w:val="0"/>
-                <w:color w:val="EA580C"/>
-                <w:sz w:val="16"/>
-              </w:rPr>
-              <w:t>Moyenne</w:t>
-            </w:r>
-          </w:p>
-        </w:tc>
-        <w:tc>
-          <w:tcPr>
-            <w:tcW w:type="dxa" w:w="1247"/>
-          </w:tcPr>
-          <w:p>
-            <w:r>
-              <w:rPr>
-                <w:b/>
-                <w:i w:val="0"/>
-                <w:sz w:val="16"/>
-              </w:rPr>
-              <w:t>S00</w:t>
-              <w:br/>
-            </w:r>
-            <w:r>
-              <w:rPr>
-                <w:b w:val="0"/>
-                <w:i w:val="0"/>
-                <w:color w:val="64748B"/>
-                <w:sz w:val="14"/>
-              </w:rPr>
-              <w:t>Identification</w:t>
-            </w:r>
-          </w:p>
-        </w:tc>
-        <w:tc>
-          <w:tcPr>
-            <w:tcW w:type="dxa" w:w="1531"/>
-          </w:tcPr>
-          <w:p>
-            <w:r>
-              <w:rPr>
-                <w:b/>
-                <w:i w:val="0"/>
-                <w:color w:val="16A34A"/>
-                <w:sz w:val="16"/>
-              </w:rPr>
-              <w:t>s00q12a, s00q12b</w:t>
-            </w:r>
-          </w:p>
-        </w:tc>
-        <w:tc>
-          <w:tcPr>
-            <w:tcW w:type="dxa" w:w="1191"/>
-          </w:tcPr>
-          <w:p>
-            <w:r>
-              <w:rPr>
-                <w:b w:val="0"/>
-                <w:i w:val="0"/>
-                <w:color w:val="64748B"/>
-                <w:sz w:val="16"/>
-              </w:rPr>
-              <w:t>GT-CQ</w:t>
-            </w:r>
-          </w:p>
-        </w:tc>
-        <w:tc>
-          <w:tcPr>
-            <w:tcW w:type="dxa" w:w="4706"/>
-          </w:tcPr>
-          <w:p>
-            <w:r>
-              <w:rPr>
-                <w:b w:val="0"/>
-                <w:i w:val="0"/>
-                <w:sz w:val="17"/>
-              </w:rPr>
-              <w:t>Attention! Veillez bien renseigner le deuxième numero du chef de ménage(0.12b).</w:t>
-            </w:r>
-          </w:p>
-        </w:tc>
-      </w:tr>
-      <w:tr>
-        <w:tc>
-          <w:tcPr>
-            <w:tcW w:type="dxa" w:w="964"/>
-          </w:tcPr>
-          <w:p>
-            <w:r>
-              <w:rPr>
-                <w:b/>
-                <w:i w:val="0"/>
-                <w:color w:val="EA580C"/>
-                <w:sz w:val="16"/>
-              </w:rPr>
-              <w:t>Moyenne</w:t>
-            </w:r>
-          </w:p>
-        </w:tc>
-        <w:tc>
-          <w:tcPr>
-            <w:tcW w:type="dxa" w:w="1247"/>
-          </w:tcPr>
-          <w:p>
-            <w:r>
-              <w:rPr>
-                <w:b/>
-                <w:i w:val="0"/>
-                <w:sz w:val="16"/>
-              </w:rPr>
-              <w:t>S01</w:t>
-              <w:br/>
-            </w:r>
-            <w:r>
-              <w:rPr>
-                <w:b w:val="0"/>
-                <w:i w:val="0"/>
-                <w:color w:val="64748B"/>
-                <w:sz w:val="14"/>
-              </w:rPr>
-              <w:t>Démographie</w:t>
-            </w:r>
-          </w:p>
-        </w:tc>
-        <w:tc>
-          <w:tcPr>
-            <w:tcW w:type="dxa" w:w="1531"/>
-          </w:tcPr>
-          <w:p>
-            <w:r>
-              <w:rPr>
-                <w:b/>
-                <w:i w:val="0"/>
-                <w:color w:val="16A34A"/>
-                <w:sz w:val="16"/>
-              </w:rPr>
-              <w:t>—</w:t>
-            </w:r>
-          </w:p>
-        </w:tc>
-        <w:tc>
-          <w:tcPr>
-            <w:tcW w:type="dxa" w:w="1191"/>
-          </w:tcPr>
-          <w:p>
-            <w:r>
-              <w:rPr>
-                <w:b w:val="0"/>
-                <w:i w:val="0"/>
-                <w:color w:val="64748B"/>
-                <w:sz w:val="16"/>
-              </w:rPr>
-              <w:t>GT-CQ</w:t>
-            </w:r>
-          </w:p>
-        </w:tc>
-        <w:tc>
-          <w:tcPr>
-            <w:tcW w:type="dxa" w:w="4706"/>
-          </w:tcPr>
-          <w:p>
-            <w:r>
-              <w:rPr>
-                <w:b w:val="0"/>
-                <w:i w:val="0"/>
-                <w:sz w:val="17"/>
-              </w:rPr>
-              <w:t>Prière de verifier l'information donnée par IVETTE MBENDY ou corriger au niveau de la section 1.</w:t>
-            </w:r>
-          </w:p>
-        </w:tc>
-      </w:tr>
-      <w:tr>
-        <w:tc>
-          <w:tcPr>
-            <w:tcW w:type="dxa" w:w="964"/>
-          </w:tcPr>
-          <w:p>
-            <w:r>
-              <w:rPr>
-                <w:b/>
-                <w:i w:val="0"/>
-                <w:color w:val="EA580C"/>
-                <w:sz w:val="16"/>
-              </w:rPr>
-              <w:t>Moyenne</w:t>
-            </w:r>
-          </w:p>
-        </w:tc>
-        <w:tc>
-          <w:tcPr>
-            <w:tcW w:type="dxa" w:w="1247"/>
-          </w:tcPr>
-          <w:p>
-            <w:r>
-              <w:rPr>
-                <w:b/>
-                <w:i w:val="0"/>
-                <w:sz w:val="16"/>
-              </w:rPr>
-              <w:t>S01</w:t>
-              <w:br/>
-            </w:r>
-            <w:r>
-              <w:rPr>
-                <w:b w:val="0"/>
-                <w:i w:val="0"/>
-                <w:color w:val="64748B"/>
-                <w:sz w:val="14"/>
-              </w:rPr>
-              <w:t>Démographie</w:t>
-            </w:r>
-          </w:p>
-        </w:tc>
-        <w:tc>
-          <w:tcPr>
-            <w:tcW w:type="dxa" w:w="1531"/>
-          </w:tcPr>
-          <w:p>
-            <w:r>
-              <w:rPr>
-                <w:b/>
-                <w:i w:val="0"/>
-                <w:color w:val="16A34A"/>
-                <w:sz w:val="16"/>
-              </w:rPr>
-              <w:t>—</w:t>
-            </w:r>
-          </w:p>
-        </w:tc>
-        <w:tc>
-          <w:tcPr>
-            <w:tcW w:type="dxa" w:w="1191"/>
-          </w:tcPr>
-          <w:p>
-            <w:r>
-              <w:rPr>
-                <w:b w:val="0"/>
-                <w:i w:val="0"/>
-                <w:color w:val="64748B"/>
-                <w:sz w:val="16"/>
-              </w:rPr>
-              <w:t>GT-CQ</w:t>
-            </w:r>
-          </w:p>
-        </w:tc>
-        <w:tc>
-          <w:tcPr>
-            <w:tcW w:type="dxa" w:w="4706"/>
-          </w:tcPr>
-          <w:p>
-            <w:r>
-              <w:rPr>
-                <w:b w:val="0"/>
-                <w:i w:val="0"/>
-                <w:sz w:val="17"/>
-              </w:rPr>
-              <w:t>Prière de verifier l'information donnée par TERESSE MBENDY ou corriger au niveau de la section 1.</w:t>
-            </w:r>
-          </w:p>
-        </w:tc>
-      </w:tr>
-      <w:tr>
-        <w:tc>
-          <w:tcPr>
-            <w:tcW w:type="dxa" w:w="964"/>
-          </w:tcPr>
-          <w:p>
-            <w:r>
-              <w:rPr>
-                <w:b/>
-                <w:i w:val="0"/>
-                <w:color w:val="EA580C"/>
-                <w:sz w:val="16"/>
-              </w:rPr>
-              <w:t>Moyenne</w:t>
-            </w:r>
-          </w:p>
-        </w:tc>
-        <w:tc>
-          <w:tcPr>
-            <w:tcW w:type="dxa" w:w="1247"/>
-          </w:tcPr>
-          <w:p>
-            <w:r>
-              <w:rPr>
-                <w:b/>
-                <w:i w:val="0"/>
-                <w:sz w:val="16"/>
-              </w:rPr>
-              <w:t>S01</w:t>
-              <w:br/>
-            </w:r>
-            <w:r>
-              <w:rPr>
-                <w:b w:val="0"/>
-                <w:i w:val="0"/>
-                <w:color w:val="64748B"/>
-                <w:sz w:val="14"/>
-              </w:rPr>
-              <w:t>Démographie</w:t>
-            </w:r>
-          </w:p>
-        </w:tc>
-        <w:tc>
-          <w:tcPr>
-            <w:tcW w:type="dxa" w:w="1531"/>
-          </w:tcPr>
-          <w:p>
-            <w:r>
-              <w:rPr>
-                <w:b/>
-                <w:i w:val="0"/>
-                <w:color w:val="16A34A"/>
-                <w:sz w:val="16"/>
-              </w:rPr>
-              <w:t>—</w:t>
-            </w:r>
-          </w:p>
-        </w:tc>
-        <w:tc>
-          <w:tcPr>
-            <w:tcW w:type="dxa" w:w="1191"/>
-          </w:tcPr>
-          <w:p>
-            <w:r>
-              <w:rPr>
-                <w:b w:val="0"/>
-                <w:i w:val="0"/>
-                <w:color w:val="64748B"/>
-                <w:sz w:val="16"/>
-              </w:rPr>
-              <w:t>GT-CQ</w:t>
-            </w:r>
-          </w:p>
-        </w:tc>
-        <w:tc>
-          <w:tcPr>
-            <w:tcW w:type="dxa" w:w="4706"/>
-          </w:tcPr>
-          <w:p>
-            <w:r>
-              <w:rPr>
-                <w:b w:val="0"/>
-                <w:i w:val="0"/>
-                <w:sz w:val="17"/>
-              </w:rPr>
-              <w:t>Prière de verifier l'information donnée par MARIE MBENDY ou corriger au niveau de la section 1.</w:t>
-            </w:r>
-          </w:p>
-        </w:tc>
-      </w:tr>
-      <w:tr>
-        <w:tc>
-          <w:tcPr>
-            <w:tcW w:type="dxa" w:w="964"/>
-          </w:tcPr>
-          <w:p>
-            <w:r>
-              <w:rPr>
-                <w:b/>
-                <w:i w:val="0"/>
-                <w:color w:val="EA580C"/>
-                <w:sz w:val="16"/>
-              </w:rPr>
-              <w:t>Moyenne</w:t>
-            </w:r>
-          </w:p>
-        </w:tc>
-        <w:tc>
-          <w:tcPr>
-            <w:tcW w:type="dxa" w:w="1247"/>
-          </w:tcPr>
-          <w:p>
-            <w:r>
-              <w:rPr>
-                <w:b/>
-                <w:i w:val="0"/>
-                <w:sz w:val="16"/>
-              </w:rPr>
-              <w:t>S01</w:t>
-              <w:br/>
-            </w:r>
-            <w:r>
-              <w:rPr>
-                <w:b w:val="0"/>
-                <w:i w:val="0"/>
-                <w:color w:val="64748B"/>
-                <w:sz w:val="14"/>
-              </w:rPr>
-              <w:t>Démographie</w:t>
-            </w:r>
-          </w:p>
-        </w:tc>
-        <w:tc>
-          <w:tcPr>
-            <w:tcW w:type="dxa" w:w="1531"/>
-          </w:tcPr>
-          <w:p>
-            <w:r>
-              <w:rPr>
-                <w:b/>
-                <w:i w:val="0"/>
-                <w:color w:val="16A34A"/>
-                <w:sz w:val="16"/>
-              </w:rPr>
-              <w:t>—</w:t>
-            </w:r>
-          </w:p>
-        </w:tc>
-        <w:tc>
-          <w:tcPr>
-            <w:tcW w:type="dxa" w:w="1191"/>
-          </w:tcPr>
-          <w:p>
-            <w:r>
-              <w:rPr>
-                <w:b w:val="0"/>
-                <w:i w:val="0"/>
-                <w:color w:val="64748B"/>
-                <w:sz w:val="16"/>
-              </w:rPr>
-              <w:t>GT-CQ</w:t>
-            </w:r>
-          </w:p>
-        </w:tc>
-        <w:tc>
-          <w:tcPr>
-            <w:tcW w:type="dxa" w:w="4706"/>
-          </w:tcPr>
-          <w:p>
-            <w:r>
-              <w:rPr>
-                <w:b w:val="0"/>
-                <w:i w:val="0"/>
-                <w:sz w:val="17"/>
-              </w:rPr>
-              <w:t>Prière de verifier l'information donnée par VERONIQUE MBENDY ou corriger au niveau de la section 1.</w:t>
-            </w:r>
-          </w:p>
-        </w:tc>
-      </w:tr>
-      <w:tr>
-        <w:tc>
-          <w:tcPr>
-            <w:tcW w:type="dxa" w:w="964"/>
-          </w:tcPr>
-          <w:p>
-            <w:r>
-              <w:rPr>
-                <w:b/>
-                <w:i w:val="0"/>
-                <w:color w:val="EA580C"/>
-                <w:sz w:val="16"/>
-              </w:rPr>
-              <w:t>Moyenne</w:t>
-            </w:r>
-          </w:p>
-        </w:tc>
-        <w:tc>
-          <w:tcPr>
-            <w:tcW w:type="dxa" w:w="1247"/>
-          </w:tcPr>
-          <w:p>
-            <w:r>
-              <w:rPr>
-                <w:b/>
-                <w:i w:val="0"/>
-                <w:sz w:val="16"/>
-              </w:rPr>
-              <w:t>S01</w:t>
-              <w:br/>
-            </w:r>
-            <w:r>
-              <w:rPr>
-                <w:b w:val="0"/>
-                <w:i w:val="0"/>
-                <w:color w:val="64748B"/>
-                <w:sz w:val="14"/>
-              </w:rPr>
-              <w:t>Démographie</w:t>
-            </w:r>
-          </w:p>
-        </w:tc>
-        <w:tc>
-          <w:tcPr>
-            <w:tcW w:type="dxa" w:w="1531"/>
-          </w:tcPr>
-          <w:p>
-            <w:r>
-              <w:rPr>
-                <w:b/>
-                <w:i w:val="0"/>
-                <w:color w:val="16A34A"/>
-                <w:sz w:val="16"/>
-              </w:rPr>
-              <w:t>s01q10_1</w:t>
-            </w:r>
-          </w:p>
-        </w:tc>
-        <w:tc>
-          <w:tcPr>
-            <w:tcW w:type="dxa" w:w="1191"/>
-          </w:tcPr>
-          <w:p>
-            <w:r>
-              <w:rPr>
-                <w:b w:val="0"/>
-                <w:i w:val="0"/>
-                <w:color w:val="64748B"/>
-                <w:sz w:val="16"/>
-              </w:rPr>
-              <w:t>GT-CQ</w:t>
-            </w:r>
-          </w:p>
-        </w:tc>
-        <w:tc>
-          <w:tcPr>
-            <w:tcW w:type="dxa" w:w="4706"/>
-          </w:tcPr>
-          <w:p>
-            <w:r>
-              <w:rPr>
-                <w:b w:val="0"/>
-                <w:i w:val="0"/>
-                <w:sz w:val="17"/>
-              </w:rPr>
-              <w:t>La taille du ménage lors de l'enquête principale (9) de ce ménage est inférieur à la taille du denombrement (11), prière de fournir des explications concrètes ou aller revisiter le ménage.</w:t>
-            </w:r>
-          </w:p>
-        </w:tc>
-      </w:tr>
-      <w:tr>
-        <w:tc>
-          <w:tcPr>
-            <w:tcW w:type="dxa" w:w="964"/>
-          </w:tcPr>
-          <w:p>
-            <w:r>
-              <w:rPr>
-                <w:b/>
-                <w:i w:val="0"/>
                 <w:color w:val="EA580C"/>
                 <w:sz w:val="16"/>
               </w:rPr>
@@ -2704,7 +2704,7 @@
                 <w:color w:val="16A34A"/>
                 <w:sz w:val="16"/>
               </w:rPr>
-              <w:t>—</w:t>
+              <w:t>s01q63, s00q04, s02q25, s01q00b, s02q17_2, s02q15_2</w:t>
             </w:r>
           </w:p>
         </w:tc>
@@ -2735,457 +2735,7 @@
                 <w:i w:val="0"/>
                 <w:sz w:val="17"/>
               </w:rPr>
-              <w:t>veuillez, s'il vous plait, confirmer les frais de scolarité ( 50000 FCFA) payée de IVETTE MBENDY avec le QG ou apporter les corrections nécessaires.</w:t>
-            </w:r>
-          </w:p>
-        </w:tc>
-      </w:tr>
-      <w:tr>
-        <w:tc>
-          <w:tcPr>
-            <w:tcW w:type="dxa" w:w="964"/>
-          </w:tcPr>
-          <w:p>
-            <w:r>
-              <w:rPr>
-                <w:b/>
-                <w:i w:val="0"/>
-                <w:color w:val="EA580C"/>
-                <w:sz w:val="16"/>
-              </w:rPr>
-              <w:t>Moyenne</w:t>
-            </w:r>
-          </w:p>
-        </w:tc>
-        <w:tc>
-          <w:tcPr>
-            <w:tcW w:type="dxa" w:w="1247"/>
-          </w:tcPr>
-          <w:p>
-            <w:r>
-              <w:rPr>
-                <w:b/>
-                <w:i w:val="0"/>
-                <w:sz w:val="16"/>
-              </w:rPr>
-              <w:t>S02</w:t>
-              <w:br/>
-            </w:r>
-            <w:r>
-              <w:rPr>
-                <w:b w:val="0"/>
-                <w:i w:val="0"/>
-                <w:color w:val="64748B"/>
-                <w:sz w:val="14"/>
-              </w:rPr>
-              <w:t>Éducation</w:t>
-            </w:r>
-          </w:p>
-        </w:tc>
-        <w:tc>
-          <w:tcPr>
-            <w:tcW w:type="dxa" w:w="1531"/>
-          </w:tcPr>
-          <w:p>
-            <w:r>
-              <w:rPr>
-                <w:b/>
-                <w:i w:val="0"/>
-                <w:color w:val="16A34A"/>
-                <w:sz w:val="16"/>
-              </w:rPr>
-              <w:t>s01q63, s00q04, s02q25, s01q00b, s02q17_2, s02q15_2</w:t>
-            </w:r>
-          </w:p>
-        </w:tc>
-        <w:tc>
-          <w:tcPr>
-            <w:tcW w:type="dxa" w:w="1191"/>
-          </w:tcPr>
-          <w:p>
-            <w:r>
-              <w:rPr>
-                <w:b w:val="0"/>
-                <w:i w:val="0"/>
-                <w:color w:val="64748B"/>
-                <w:sz w:val="16"/>
-              </w:rPr>
-              <w:t>GT-CQ</w:t>
-            </w:r>
-          </w:p>
-        </w:tc>
-        <w:tc>
-          <w:tcPr>
-            <w:tcW w:type="dxa" w:w="4706"/>
-          </w:tcPr>
-          <w:p>
-            <w:r>
-              <w:rPr>
-                <w:b w:val="0"/>
-                <w:i w:val="0"/>
-                <w:sz w:val="17"/>
-              </w:rPr>
-              <w:t>Dans les milieux urbains c'est peu probable de voir une école dont les élèves ou étudiants ne dépensent pas en frais d'uniformes, prière de verifier pour IVETTE MBENDY qui fréquente 5ème année de Supérieur et corriger ou confirmer avec le QG.</w:t>
-            </w:r>
-          </w:p>
-        </w:tc>
-      </w:tr>
-      <w:tr>
-        <w:tc>
-          <w:tcPr>
-            <w:tcW w:type="dxa" w:w="964"/>
-          </w:tcPr>
-          <w:p>
-            <w:r>
-              <w:rPr>
-                <w:b/>
-                <w:i w:val="0"/>
-                <w:color w:val="EA580C"/>
-                <w:sz w:val="16"/>
-              </w:rPr>
-              <w:t>Moyenne</w:t>
-            </w:r>
-          </w:p>
-        </w:tc>
-        <w:tc>
-          <w:tcPr>
-            <w:tcW w:type="dxa" w:w="1247"/>
-          </w:tcPr>
-          <w:p>
-            <w:r>
-              <w:rPr>
-                <w:b/>
-                <w:i w:val="0"/>
-                <w:sz w:val="16"/>
-              </w:rPr>
-              <w:t>S02</w:t>
-              <w:br/>
-            </w:r>
-            <w:r>
-              <w:rPr>
-                <w:b w:val="0"/>
-                <w:i w:val="0"/>
-                <w:color w:val="64748B"/>
-                <w:sz w:val="14"/>
-              </w:rPr>
-              <w:t>Éducation</w:t>
-            </w:r>
-          </w:p>
-        </w:tc>
-        <w:tc>
-          <w:tcPr>
-            <w:tcW w:type="dxa" w:w="1531"/>
-          </w:tcPr>
-          <w:p>
-            <w:r>
-              <w:rPr>
-                <w:b/>
-                <w:i w:val="0"/>
-                <w:color w:val="16A34A"/>
-                <w:sz w:val="16"/>
-              </w:rPr>
-              <w:t>—</w:t>
-            </w:r>
-          </w:p>
-        </w:tc>
-        <w:tc>
-          <w:tcPr>
-            <w:tcW w:type="dxa" w:w="1191"/>
-          </w:tcPr>
-          <w:p>
-            <w:r>
-              <w:rPr>
-                <w:b w:val="0"/>
-                <w:i w:val="0"/>
-                <w:color w:val="64748B"/>
-                <w:sz w:val="16"/>
-              </w:rPr>
-              <w:t>GT-CQ</w:t>
-            </w:r>
-          </w:p>
-        </w:tc>
-        <w:tc>
-          <w:tcPr>
-            <w:tcW w:type="dxa" w:w="4706"/>
-          </w:tcPr>
-          <w:p>
-            <w:r>
-              <w:rPr>
-                <w:b w:val="0"/>
-                <w:i w:val="0"/>
-                <w:sz w:val="17"/>
-              </w:rPr>
-              <w:t>veuillez, s'il vous plait, confirmer les frais de scolarité ( 6500 FCFA) payée de JUSTINE MBENDY avec le QG ou apporter les corrections nécessaires.</w:t>
-            </w:r>
-          </w:p>
-        </w:tc>
-      </w:tr>
-      <w:tr>
-        <w:tc>
-          <w:tcPr>
-            <w:tcW w:type="dxa" w:w="964"/>
-          </w:tcPr>
-          <w:p>
-            <w:r>
-              <w:rPr>
-                <w:b/>
-                <w:i w:val="0"/>
-                <w:color w:val="EA580C"/>
-                <w:sz w:val="16"/>
-              </w:rPr>
-              <w:t>Moyenne</w:t>
-            </w:r>
-          </w:p>
-        </w:tc>
-        <w:tc>
-          <w:tcPr>
-            <w:tcW w:type="dxa" w:w="1247"/>
-          </w:tcPr>
-          <w:p>
-            <w:r>
-              <w:rPr>
-                <w:b/>
-                <w:i w:val="0"/>
-                <w:sz w:val="16"/>
-              </w:rPr>
-              <w:t>S02</w:t>
-              <w:br/>
-            </w:r>
-            <w:r>
-              <w:rPr>
-                <w:b w:val="0"/>
-                <w:i w:val="0"/>
-                <w:color w:val="64748B"/>
-                <w:sz w:val="14"/>
-              </w:rPr>
-              <w:t>Éducation</w:t>
-            </w:r>
-          </w:p>
-        </w:tc>
-        <w:tc>
-          <w:tcPr>
-            <w:tcW w:type="dxa" w:w="1531"/>
-          </w:tcPr>
-          <w:p>
-            <w:r>
-              <w:rPr>
-                <w:b/>
-                <w:i w:val="0"/>
-                <w:color w:val="16A34A"/>
-                <w:sz w:val="16"/>
-              </w:rPr>
-              <w:t>s01q63, s00q04, s02q25, s01q00b, s02q17_2, s02q15_2</w:t>
-            </w:r>
-          </w:p>
-        </w:tc>
-        <w:tc>
-          <w:tcPr>
-            <w:tcW w:type="dxa" w:w="1191"/>
-          </w:tcPr>
-          <w:p>
-            <w:r>
-              <w:rPr>
-                <w:b w:val="0"/>
-                <w:i w:val="0"/>
-                <w:color w:val="64748B"/>
-                <w:sz w:val="16"/>
-              </w:rPr>
-              <w:t>GT-CQ</w:t>
-            </w:r>
-          </w:p>
-        </w:tc>
-        <w:tc>
-          <w:tcPr>
-            <w:tcW w:type="dxa" w:w="4706"/>
-          </w:tcPr>
-          <w:p>
-            <w:r>
-              <w:rPr>
-                <w:b w:val="0"/>
-                <w:i w:val="0"/>
-                <w:sz w:val="17"/>
-              </w:rPr>
               <w:t>Dans les milieux urbains c'est peu probable de voir une école dont les élèves ou étudiants ne dépensent pas en frais d'uniformes, prière de verifier pour JUSTINE MBENDY qui fréquente 6ème année de Primaire et corriger ou confirmer avec le QG.</w:t>
-            </w:r>
-          </w:p>
-        </w:tc>
-      </w:tr>
-      <w:tr>
-        <w:tc>
-          <w:tcPr>
-            <w:tcW w:type="dxa" w:w="964"/>
-          </w:tcPr>
-          <w:p>
-            <w:r>
-              <w:rPr>
-                <w:b/>
-                <w:i w:val="0"/>
-                <w:color w:val="EA580C"/>
-                <w:sz w:val="16"/>
-              </w:rPr>
-              <w:t>Moyenne</w:t>
-            </w:r>
-          </w:p>
-        </w:tc>
-        <w:tc>
-          <w:tcPr>
-            <w:tcW w:type="dxa" w:w="1247"/>
-          </w:tcPr>
-          <w:p>
-            <w:r>
-              <w:rPr>
-                <w:b/>
-                <w:i w:val="0"/>
-                <w:sz w:val="16"/>
-              </w:rPr>
-              <w:t>S02</w:t>
-              <w:br/>
-            </w:r>
-            <w:r>
-              <w:rPr>
-                <w:b w:val="0"/>
-                <w:i w:val="0"/>
-                <w:color w:val="64748B"/>
-                <w:sz w:val="14"/>
-              </w:rPr>
-              <w:t>Éducation</w:t>
-            </w:r>
-          </w:p>
-        </w:tc>
-        <w:tc>
-          <w:tcPr>
-            <w:tcW w:type="dxa" w:w="1531"/>
-          </w:tcPr>
-          <w:p>
-            <w:r>
-              <w:rPr>
-                <w:b/>
-                <w:i w:val="0"/>
-                <w:color w:val="16A34A"/>
-                <w:sz w:val="16"/>
-              </w:rPr>
-              <w:t>—</w:t>
-            </w:r>
-          </w:p>
-        </w:tc>
-        <w:tc>
-          <w:tcPr>
-            <w:tcW w:type="dxa" w:w="1191"/>
-          </w:tcPr>
-          <w:p>
-            <w:r>
-              <w:rPr>
-                <w:b w:val="0"/>
-                <w:i w:val="0"/>
-                <w:color w:val="64748B"/>
-                <w:sz w:val="16"/>
-              </w:rPr>
-              <w:t>GT-CQ</w:t>
-            </w:r>
-          </w:p>
-        </w:tc>
-        <w:tc>
-          <w:tcPr>
-            <w:tcW w:type="dxa" w:w="4706"/>
-          </w:tcPr>
-          <w:p>
-            <w:r>
-              <w:rPr>
-                <w:b w:val="0"/>
-                <w:i w:val="0"/>
-                <w:sz w:val="17"/>
-              </w:rPr>
-              <w:t>veuillez, s'il vous plait, confirmer les frais de scolarité ( 8000 FCFA) payée de ETHELLE MBENDY 2 avec le QG ou apporter les corrections nécessaires.</w:t>
-            </w:r>
-          </w:p>
-        </w:tc>
-      </w:tr>
-      <w:tr>
-        <w:tc>
-          <w:tcPr>
-            <w:tcW w:type="dxa" w:w="964"/>
-          </w:tcPr>
-          <w:p>
-            <w:r>
-              <w:rPr>
-                <w:b/>
-                <w:i w:val="0"/>
-                <w:color w:val="EA580C"/>
-                <w:sz w:val="16"/>
-              </w:rPr>
-              <w:t>Moyenne</w:t>
-            </w:r>
-          </w:p>
-        </w:tc>
-        <w:tc>
-          <w:tcPr>
-            <w:tcW w:type="dxa" w:w="1247"/>
-          </w:tcPr>
-          <w:p>
-            <w:r>
-              <w:rPr>
-                <w:b/>
-                <w:i w:val="0"/>
-                <w:sz w:val="16"/>
-              </w:rPr>
-              <w:t>S02</w:t>
-              <w:br/>
-            </w:r>
-            <w:r>
-              <w:rPr>
-                <w:b w:val="0"/>
-                <w:i w:val="0"/>
-                <w:color w:val="64748B"/>
-                <w:sz w:val="14"/>
-              </w:rPr>
-              <w:t>Éducation</w:t>
-            </w:r>
-          </w:p>
-        </w:tc>
-        <w:tc>
-          <w:tcPr>
-            <w:tcW w:type="dxa" w:w="1531"/>
-          </w:tcPr>
-          <w:p>
-            <w:r>
-              <w:rPr>
-                <w:b/>
-                <w:i w:val="0"/>
-                <w:color w:val="16A34A"/>
-                <w:sz w:val="16"/>
-              </w:rPr>
-              <w:t>—</w:t>
-            </w:r>
-          </w:p>
-        </w:tc>
-        <w:tc>
-          <w:tcPr>
-            <w:tcW w:type="dxa" w:w="1191"/>
-          </w:tcPr>
-          <w:p>
-            <w:r>
-              <w:rPr>
-                <w:b w:val="0"/>
-                <w:i w:val="0"/>
-                <w:color w:val="64748B"/>
-                <w:sz w:val="16"/>
-              </w:rPr>
-              <w:t>GT-CQ</w:t>
-            </w:r>
-          </w:p>
-        </w:tc>
-        <w:tc>
-          <w:tcPr>
-            <w:tcW w:type="dxa" w:w="4706"/>
-          </w:tcPr>
-          <w:p>
-            <w:r>
-              <w:rPr>
-                <w:b w:val="0"/>
-                <w:i w:val="0"/>
-                <w:sz w:val="17"/>
-              </w:rPr>
-              <w:t>veuillez, s'il vous plait, confirmer les frais de scolarité ( 8000 FCFA) payée de TERESSE MBENDY avec le QG ou apporter les corrections nécessaires.</w:t>
             </w:r>
           </w:p>
         </w:tc>
